--- a/install_ai_tools/misc/Types_of_LLMs_and_Agents.docx
+++ b/install_ai_tools/misc/Types_of_LLMs_and_Agents.docx
@@ -7,7 +7,7 @@
         <w:pStyle w:val="Heading1"/>
         <w:jc w:val="center"/>
       </w:pPr>
-      <w:bookmarkStart w:id="0" w:name="_Toc234777354"/>
+      <w:bookmarkStart w:id="0" w:name="_Toc243279748"/>
       <w:r>
         <w:t>Types of LLMs</w:t>
       </w:r>
@@ -36,7 +36,7 @@
           <w:sz w:val="16"/>
           <w:szCs w:val="16"/>
         </w:rPr>
-        <w:t>12</w:t>
+        <w:t>19</w:t>
       </w:r>
       <w:r>
         <w:rPr>
@@ -59,7 +59,7 @@
           <w:sz w:val="16"/>
           <w:szCs w:val="16"/>
         </w:rPr>
-        <w:t>July</w:t>
+        <w:t>Oct.</w:t>
       </w:r>
       <w:r>
         <w:rPr>
@@ -289,7 +289,7 @@
           <w:r>
             <w:fldChar w:fldCharType="separate"/>
           </w:r>
-          <w:hyperlink w:anchor="_Toc234777354" w:history="1">
+          <w:hyperlink w:anchor="_Toc243279748" w:history="1">
             <w:r>
               <w:rPr>
                 <w:rStyle w:val="Hyperlink"/>
@@ -316,7 +316,7 @@
                 <w:noProof/>
                 <w:webHidden/>
               </w:rPr>
-              <w:instrText xml:space="preserve"> PAGEREF _Toc234777354 \h </w:instrText>
+              <w:instrText xml:space="preserve"> PAGEREF _Toc243279748 \h </w:instrText>
             </w:r>
             <w:r>
               <w:rPr>
@@ -359,7 +359,7 @@
               <w:lang w:eastAsia="en-IN"/>
             </w:rPr>
           </w:pPr>
-          <w:hyperlink w:anchor="_Toc234777355" w:history="1">
+          <w:hyperlink w:anchor="_Toc243279749" w:history="1">
             <w:r>
               <w:rPr>
                 <w:rStyle w:val="Hyperlink"/>
@@ -386,7 +386,7 @@
                 <w:noProof/>
                 <w:webHidden/>
               </w:rPr>
-              <w:instrText xml:space="preserve"> PAGEREF _Toc234777355 \h </w:instrText>
+              <w:instrText xml:space="preserve"> PAGEREF _Toc243279749 \h </w:instrText>
             </w:r>
             <w:r>
               <w:rPr>
@@ -406,7 +406,7 @@
                 <w:noProof/>
                 <w:webHidden/>
               </w:rPr>
-              <w:t>2</w:t>
+              <w:t>3</w:t>
             </w:r>
             <w:r>
               <w:rPr>
@@ -430,7 +430,7 @@
               <w:lang w:eastAsia="en-IN"/>
             </w:rPr>
           </w:pPr>
-          <w:hyperlink w:anchor="_Toc234777356" w:history="1">
+          <w:hyperlink w:anchor="_Toc243279750" w:history="1">
             <w:r>
               <w:rPr>
                 <w:rStyle w:val="Hyperlink"/>
@@ -451,7 +451,22 @@
                 <w:rStyle w:val="Hyperlink"/>
                 <w:noProof/>
               </w:rPr>
-              <w:t>Foundation or Base models</w:t>
+              <w:t xml:space="preserve">Foundation or Base models ( </w:t>
+            </w:r>
+            <w:r>
+              <w:rPr>
+                <w:rStyle w:val="Hyperlink"/>
+                <w:rFonts w:ascii="Courier New" w:hAnsi="Courier New" w:cs="Courier New"/>
+                <w:noProof/>
+              </w:rPr>
+              <w:t>:text</w:t>
+            </w:r>
+            <w:r>
+              <w:rPr>
+                <w:rStyle w:val="Hyperlink"/>
+                <w:noProof/>
+              </w:rPr>
+              <w:t xml:space="preserve"> models)</w:t>
             </w:r>
             <w:r>
               <w:rPr>
@@ -472,7 +487,7 @@
                 <w:noProof/>
                 <w:webHidden/>
               </w:rPr>
-              <w:instrText xml:space="preserve"> PAGEREF _Toc234777356 \h </w:instrText>
+              <w:instrText xml:space="preserve"> PAGEREF _Toc243279750 \h </w:instrText>
             </w:r>
             <w:r>
               <w:rPr>
@@ -492,7 +507,7 @@
                 <w:noProof/>
                 <w:webHidden/>
               </w:rPr>
-              <w:t>2</w:t>
+              <w:t>3</w:t>
             </w:r>
             <w:r>
               <w:rPr>
@@ -516,7 +531,7 @@
               <w:lang w:eastAsia="en-IN"/>
             </w:rPr>
           </w:pPr>
-          <w:hyperlink w:anchor="_Toc234777357" w:history="1">
+          <w:hyperlink w:anchor="_Toc243279751" w:history="1">
             <w:r>
               <w:rPr>
                 <w:rStyle w:val="Hyperlink"/>
@@ -558,7 +573,7 @@
                 <w:noProof/>
                 <w:webHidden/>
               </w:rPr>
-              <w:instrText xml:space="preserve"> PAGEREF _Toc234777357 \h </w:instrText>
+              <w:instrText xml:space="preserve"> PAGEREF _Toc243279751 \h </w:instrText>
             </w:r>
             <w:r>
               <w:rPr>
@@ -578,7 +593,7 @@
                 <w:noProof/>
                 <w:webHidden/>
               </w:rPr>
-              <w:t>2</w:t>
+              <w:t>3</w:t>
             </w:r>
             <w:r>
               <w:rPr>
@@ -602,7 +617,7 @@
               <w:lang w:eastAsia="en-IN"/>
             </w:rPr>
           </w:pPr>
-          <w:hyperlink w:anchor="_Toc234777358" w:history="1">
+          <w:hyperlink w:anchor="_Toc243279752" w:history="1">
             <w:r>
               <w:rPr>
                 <w:rStyle w:val="Hyperlink"/>
@@ -623,7 +638,22 @@
                 <w:rStyle w:val="Hyperlink"/>
                 <w:noProof/>
               </w:rPr>
-              <w:t>Instruction Tuned models</w:t>
+              <w:t>Instruction Tuned models (</w:t>
+            </w:r>
+            <w:r>
+              <w:rPr>
+                <w:rStyle w:val="Hyperlink"/>
+                <w:rFonts w:ascii="Courier New" w:hAnsi="Courier New" w:cs="Courier New"/>
+                <w:noProof/>
+              </w:rPr>
+              <w:t>instruct</w:t>
+            </w:r>
+            <w:r>
+              <w:rPr>
+                <w:rStyle w:val="Hyperlink"/>
+                <w:noProof/>
+              </w:rPr>
+              <w:t xml:space="preserve"> models)</w:t>
             </w:r>
             <w:r>
               <w:rPr>
@@ -644,7 +674,7 @@
                 <w:noProof/>
                 <w:webHidden/>
               </w:rPr>
-              <w:instrText xml:space="preserve"> PAGEREF _Toc234777358 \h </w:instrText>
+              <w:instrText xml:space="preserve"> PAGEREF _Toc243279752 \h </w:instrText>
             </w:r>
             <w:r>
               <w:rPr>
@@ -664,7 +694,7 @@
                 <w:noProof/>
                 <w:webHidden/>
               </w:rPr>
-              <w:t>3</w:t>
+              <w:t>4</w:t>
             </w:r>
             <w:r>
               <w:rPr>
@@ -688,7 +718,7 @@
               <w:lang w:eastAsia="en-IN"/>
             </w:rPr>
           </w:pPr>
-          <w:hyperlink w:anchor="_Toc234777359" w:history="1">
+          <w:hyperlink w:anchor="_Toc243279753" w:history="1">
             <w:r>
               <w:rPr>
                 <w:rStyle w:val="Hyperlink"/>
@@ -709,7 +739,22 @@
                 <w:rStyle w:val="Hyperlink"/>
                 <w:noProof/>
               </w:rPr>
-              <w:t>Mixture of experts model</w:t>
+              <w:t>Mixture of experts model (</w:t>
+            </w:r>
+            <w:r>
+              <w:rPr>
+                <w:rStyle w:val="Hyperlink"/>
+                <w:rFonts w:ascii="Courier New" w:hAnsi="Courier New" w:cs="Courier New"/>
+                <w:noProof/>
+              </w:rPr>
+              <w:t>moe</w:t>
+            </w:r>
+            <w:r>
+              <w:rPr>
+                <w:rStyle w:val="Hyperlink"/>
+                <w:noProof/>
+              </w:rPr>
+              <w:t xml:space="preserve"> models)</w:t>
             </w:r>
             <w:r>
               <w:rPr>
@@ -730,7 +775,7 @@
                 <w:noProof/>
                 <w:webHidden/>
               </w:rPr>
-              <w:instrText xml:space="preserve"> PAGEREF _Toc234777359 \h </w:instrText>
+              <w:instrText xml:space="preserve"> PAGEREF _Toc243279753 \h </w:instrText>
             </w:r>
             <w:r>
               <w:rPr>
@@ -750,7 +795,7 @@
                 <w:noProof/>
                 <w:webHidden/>
               </w:rPr>
-              <w:t>4</w:t>
+              <w:t>5</w:t>
             </w:r>
             <w:r>
               <w:rPr>
@@ -773,7 +818,7 @@
               <w:lang w:eastAsia="en-IN"/>
             </w:rPr>
           </w:pPr>
-          <w:hyperlink w:anchor="_Toc234777360" w:history="1">
+          <w:hyperlink w:anchor="_Toc243279754" w:history="1">
             <w:r>
               <w:rPr>
                 <w:rStyle w:val="Hyperlink"/>
@@ -800,7 +845,7 @@
                 <w:noProof/>
                 <w:webHidden/>
               </w:rPr>
-              <w:instrText xml:space="preserve"> PAGEREF _Toc234777360 \h </w:instrText>
+              <w:instrText xml:space="preserve"> PAGEREF _Toc243279754 \h </w:instrText>
             </w:r>
             <w:r>
               <w:rPr>
@@ -820,7 +865,77 @@
                 <w:noProof/>
                 <w:webHidden/>
               </w:rPr>
-              <w:t>4</w:t>
+              <w:t>5</w:t>
+            </w:r>
+            <w:r>
+              <w:rPr>
+                <w:noProof/>
+                <w:webHidden/>
+              </w:rPr>
+              <w:fldChar w:fldCharType="end"/>
+            </w:r>
+          </w:hyperlink>
+        </w:p>
+        <w:p>
+          <w:pPr>
+            <w:pStyle w:val="TOC3"/>
+            <w:tabs>
+              <w:tab w:val="right" w:leader="dot" w:pos="9016"/>
+            </w:tabs>
+            <w:rPr>
+              <w:rFonts w:eastAsiaTheme="minorEastAsia"/>
+              <w:noProof/>
+              <w:lang w:eastAsia="en-IN"/>
+            </w:rPr>
+          </w:pPr>
+          <w:hyperlink w:anchor="_Toc243279755" w:history="1">
+            <w:r>
+              <w:rPr>
+                <w:rStyle w:val="Hyperlink"/>
+                <w:noProof/>
+              </w:rPr>
+              <w:t>Testing an MOE model</w:t>
+            </w:r>
+            <w:r>
+              <w:rPr>
+                <w:noProof/>
+                <w:webHidden/>
+              </w:rPr>
+              <w:tab/>
+            </w:r>
+            <w:r>
+              <w:rPr>
+                <w:noProof/>
+                <w:webHidden/>
+              </w:rPr>
+              <w:fldChar w:fldCharType="begin"/>
+            </w:r>
+            <w:r>
+              <w:rPr>
+                <w:noProof/>
+                <w:webHidden/>
+              </w:rPr>
+              <w:instrText xml:space="preserve"> PAGEREF _Toc243279755 \h </w:instrText>
+            </w:r>
+            <w:r>
+              <w:rPr>
+                <w:noProof/>
+                <w:webHidden/>
+              </w:rPr>
+            </w:r>
+            <w:r>
+              <w:rPr>
+                <w:noProof/>
+                <w:webHidden/>
+              </w:rPr>
+              <w:fldChar w:fldCharType="separate"/>
+            </w:r>
+            <w:r>
+              <w:rPr>
+                <w:noProof/>
+                <w:webHidden/>
+              </w:rPr>
+              <w:t>6</w:t>
             </w:r>
             <w:r>
               <w:rPr>
@@ -844,7 +959,7 @@
               <w:lang w:eastAsia="en-IN"/>
             </w:rPr>
           </w:pPr>
-          <w:hyperlink w:anchor="_Toc234777361" w:history="1">
+          <w:hyperlink w:anchor="_Toc243279756" w:history="1">
             <w:r>
               <w:rPr>
                 <w:rStyle w:val="Hyperlink"/>
@@ -865,7 +980,22 @@
                 <w:rStyle w:val="Hyperlink"/>
                 <w:noProof/>
               </w:rPr>
-              <w:t>Reasoning models</w:t>
+              <w:t>Reasoning models (</w:t>
+            </w:r>
+            <w:r>
+              <w:rPr>
+                <w:rStyle w:val="Hyperlink"/>
+                <w:rFonts w:ascii="Courier New" w:hAnsi="Courier New" w:cs="Courier New"/>
+                <w:noProof/>
+              </w:rPr>
+              <w:t>reasoning</w:t>
+            </w:r>
+            <w:r>
+              <w:rPr>
+                <w:rStyle w:val="Hyperlink"/>
+                <w:noProof/>
+              </w:rPr>
+              <w:t xml:space="preserve"> models)</w:t>
             </w:r>
             <w:r>
               <w:rPr>
@@ -886,7 +1016,7 @@
                 <w:noProof/>
                 <w:webHidden/>
               </w:rPr>
-              <w:instrText xml:space="preserve"> PAGEREF _Toc234777361 \h </w:instrText>
+              <w:instrText xml:space="preserve"> PAGEREF _Toc243279756 \h </w:instrText>
             </w:r>
             <w:r>
               <w:rPr>
@@ -906,7 +1036,7 @@
                 <w:noProof/>
                 <w:webHidden/>
               </w:rPr>
-              <w:t>5</w:t>
+              <w:t>6</w:t>
             </w:r>
             <w:r>
               <w:rPr>
@@ -930,7 +1060,7 @@
               <w:lang w:eastAsia="en-IN"/>
             </w:rPr>
           </w:pPr>
-          <w:hyperlink w:anchor="_Toc234777362" w:history="1">
+          <w:hyperlink w:anchor="_Toc243279757" w:history="1">
             <w:r>
               <w:rPr>
                 <w:rStyle w:val="Hyperlink"/>
@@ -951,7 +1081,7 @@
                 <w:rStyle w:val="Hyperlink"/>
                 <w:noProof/>
               </w:rPr>
-              <w:t>Embedding models</w:t>
+              <w:t>Flash models</w:t>
             </w:r>
             <w:r>
               <w:rPr>
@@ -972,77 +1102,7 @@
                 <w:noProof/>
                 <w:webHidden/>
               </w:rPr>
-              <w:instrText xml:space="preserve"> PAGEREF _Toc234777362 \h </w:instrText>
-            </w:r>
-            <w:r>
-              <w:rPr>
-                <w:noProof/>
-                <w:webHidden/>
-              </w:rPr>
-            </w:r>
-            <w:r>
-              <w:rPr>
-                <w:noProof/>
-                <w:webHidden/>
-              </w:rPr>
-              <w:fldChar w:fldCharType="separate"/>
-            </w:r>
-            <w:r>
-              <w:rPr>
-                <w:noProof/>
-                <w:webHidden/>
-              </w:rPr>
-              <w:t>6</w:t>
-            </w:r>
-            <w:r>
-              <w:rPr>
-                <w:noProof/>
-                <w:webHidden/>
-              </w:rPr>
-              <w:fldChar w:fldCharType="end"/>
-            </w:r>
-          </w:hyperlink>
-        </w:p>
-        <w:p>
-          <w:pPr>
-            <w:pStyle w:val="TOC3"/>
-            <w:tabs>
-              <w:tab w:val="right" w:leader="dot" w:pos="9016"/>
-            </w:tabs>
-            <w:rPr>
-              <w:rFonts w:eastAsiaTheme="minorEastAsia"/>
-              <w:noProof/>
-              <w:lang w:eastAsia="en-IN"/>
-            </w:rPr>
-          </w:pPr>
-          <w:hyperlink w:anchor="_Toc234777363" w:history="1">
-            <w:r>
-              <w:rPr>
-                <w:rStyle w:val="Hyperlink"/>
-                <w:noProof/>
-              </w:rPr>
-              <w:t>Made up examples</w:t>
-            </w:r>
-            <w:r>
-              <w:rPr>
-                <w:noProof/>
-                <w:webHidden/>
-              </w:rPr>
-              <w:tab/>
-            </w:r>
-            <w:r>
-              <w:rPr>
-                <w:noProof/>
-                <w:webHidden/>
-              </w:rPr>
-              <w:fldChar w:fldCharType="begin"/>
-            </w:r>
-            <w:r>
-              <w:rPr>
-                <w:noProof/>
-                <w:webHidden/>
-              </w:rPr>
-              <w:instrText xml:space="preserve"> PAGEREF _Toc234777363 \h </w:instrText>
+              <w:instrText xml:space="preserve"> PAGEREF _Toc243279757 \h </w:instrText>
             </w:r>
             <w:r>
               <w:rPr>
@@ -1086,7 +1146,7 @@
               <w:lang w:eastAsia="en-IN"/>
             </w:rPr>
           </w:pPr>
-          <w:hyperlink w:anchor="_Toc234777364" w:history="1">
+          <w:hyperlink w:anchor="_Toc243279758" w:history="1">
             <w:r>
               <w:rPr>
                 <w:rStyle w:val="Hyperlink"/>
@@ -1107,7 +1167,7 @@
                 <w:rStyle w:val="Hyperlink"/>
                 <w:noProof/>
               </w:rPr>
-              <w:t>Multimodal models</w:t>
+              <w:t>Embedding models</w:t>
             </w:r>
             <w:r>
               <w:rPr>
@@ -1128,7 +1188,7 @@
                 <w:noProof/>
                 <w:webHidden/>
               </w:rPr>
-              <w:instrText xml:space="preserve"> PAGEREF _Toc234777364 \h </w:instrText>
+              <w:instrText xml:space="preserve"> PAGEREF _Toc243279758 \h </w:instrText>
             </w:r>
             <w:r>
               <w:rPr>
@@ -1148,7 +1208,77 @@
                 <w:noProof/>
                 <w:webHidden/>
               </w:rPr>
-              <w:t>9</w:t>
+              <w:t>8</w:t>
+            </w:r>
+            <w:r>
+              <w:rPr>
+                <w:noProof/>
+                <w:webHidden/>
+              </w:rPr>
+              <w:fldChar w:fldCharType="end"/>
+            </w:r>
+          </w:hyperlink>
+        </w:p>
+        <w:p>
+          <w:pPr>
+            <w:pStyle w:val="TOC3"/>
+            <w:tabs>
+              <w:tab w:val="right" w:leader="dot" w:pos="9016"/>
+            </w:tabs>
+            <w:rPr>
+              <w:rFonts w:eastAsiaTheme="minorEastAsia"/>
+              <w:noProof/>
+              <w:lang w:eastAsia="en-IN"/>
+            </w:rPr>
+          </w:pPr>
+          <w:hyperlink w:anchor="_Toc243279759" w:history="1">
+            <w:r>
+              <w:rPr>
+                <w:rStyle w:val="Hyperlink"/>
+                <w:noProof/>
+              </w:rPr>
+              <w:t>Made up examples</w:t>
+            </w:r>
+            <w:r>
+              <w:rPr>
+                <w:noProof/>
+                <w:webHidden/>
+              </w:rPr>
+              <w:tab/>
+            </w:r>
+            <w:r>
+              <w:rPr>
+                <w:noProof/>
+                <w:webHidden/>
+              </w:rPr>
+              <w:fldChar w:fldCharType="begin"/>
+            </w:r>
+            <w:r>
+              <w:rPr>
+                <w:noProof/>
+                <w:webHidden/>
+              </w:rPr>
+              <w:instrText xml:space="preserve"> PAGEREF _Toc243279759 \h </w:instrText>
+            </w:r>
+            <w:r>
+              <w:rPr>
+                <w:noProof/>
+                <w:webHidden/>
+              </w:rPr>
+            </w:r>
+            <w:r>
+              <w:rPr>
+                <w:noProof/>
+                <w:webHidden/>
+              </w:rPr>
+              <w:fldChar w:fldCharType="separate"/>
+            </w:r>
+            <w:r>
+              <w:rPr>
+                <w:noProof/>
+                <w:webHidden/>
+              </w:rPr>
+              <w:t>8</w:t>
             </w:r>
             <w:r>
               <w:rPr>
@@ -1172,7 +1302,7 @@
               <w:lang w:eastAsia="en-IN"/>
             </w:rPr>
           </w:pPr>
-          <w:hyperlink w:anchor="_Toc234777365" w:history="1">
+          <w:hyperlink w:anchor="_Toc243279760" w:history="1">
             <w:r>
               <w:rPr>
                 <w:rStyle w:val="Hyperlink"/>
@@ -1193,7 +1323,7 @@
                 <w:rStyle w:val="Hyperlink"/>
                 <w:noProof/>
               </w:rPr>
-              <w:t>Deep Research Agent</w:t>
+              <w:t>Multimodal models</w:t>
             </w:r>
             <w:r>
               <w:rPr>
@@ -1214,7 +1344,7 @@
                 <w:noProof/>
                 <w:webHidden/>
               </w:rPr>
-              <w:instrText xml:space="preserve"> PAGEREF _Toc234777365 \h </w:instrText>
+              <w:instrText xml:space="preserve"> PAGEREF _Toc243279760 \h </w:instrText>
             </w:r>
             <w:r>
               <w:rPr>
@@ -1234,217 +1364,7 @@
                 <w:noProof/>
                 <w:webHidden/>
               </w:rPr>
-              <w:t>9</w:t>
-            </w:r>
-            <w:r>
-              <w:rPr>
-                <w:noProof/>
-                <w:webHidden/>
-              </w:rPr>
-              <w:fldChar w:fldCharType="end"/>
-            </w:r>
-          </w:hyperlink>
-        </w:p>
-        <w:p>
-          <w:pPr>
-            <w:pStyle w:val="TOC3"/>
-            <w:tabs>
-              <w:tab w:val="right" w:leader="dot" w:pos="9016"/>
-            </w:tabs>
-            <w:rPr>
-              <w:rFonts w:eastAsiaTheme="minorEastAsia"/>
-              <w:noProof/>
-              <w:lang w:eastAsia="en-IN"/>
-            </w:rPr>
-          </w:pPr>
-          <w:hyperlink w:anchor="_Toc234777366" w:history="1">
-            <w:r>
-              <w:rPr>
-                <w:rStyle w:val="Hyperlink"/>
-                <w:noProof/>
-              </w:rPr>
-              <w:t>What are Deep Research Agents:</w:t>
-            </w:r>
-            <w:r>
-              <w:rPr>
-                <w:noProof/>
-                <w:webHidden/>
-              </w:rPr>
-              <w:tab/>
-            </w:r>
-            <w:r>
-              <w:rPr>
-                <w:noProof/>
-                <w:webHidden/>
-              </w:rPr>
-              <w:fldChar w:fldCharType="begin"/>
-            </w:r>
-            <w:r>
-              <w:rPr>
-                <w:noProof/>
-                <w:webHidden/>
-              </w:rPr>
-              <w:instrText xml:space="preserve"> PAGEREF _Toc234777366 \h </w:instrText>
-            </w:r>
-            <w:r>
-              <w:rPr>
-                <w:noProof/>
-                <w:webHidden/>
-              </w:rPr>
-            </w:r>
-            <w:r>
-              <w:rPr>
-                <w:noProof/>
-                <w:webHidden/>
-              </w:rPr>
-              <w:fldChar w:fldCharType="separate"/>
-            </w:r>
-            <w:r>
-              <w:rPr>
-                <w:noProof/>
-                <w:webHidden/>
-              </w:rPr>
-              <w:t>9</w:t>
-            </w:r>
-            <w:r>
-              <w:rPr>
-                <w:noProof/>
-                <w:webHidden/>
-              </w:rPr>
-              <w:fldChar w:fldCharType="end"/>
-            </w:r>
-          </w:hyperlink>
-        </w:p>
-        <w:p>
-          <w:pPr>
-            <w:pStyle w:val="TOC3"/>
-            <w:tabs>
-              <w:tab w:val="right" w:leader="dot" w:pos="9016"/>
-            </w:tabs>
-            <w:rPr>
-              <w:rFonts w:eastAsiaTheme="minorEastAsia"/>
-              <w:noProof/>
-              <w:lang w:eastAsia="en-IN"/>
-            </w:rPr>
-          </w:pPr>
-          <w:hyperlink w:anchor="_Toc234777367" w:history="1">
-            <w:r>
-              <w:rPr>
-                <w:rStyle w:val="Hyperlink"/>
-                <w:noProof/>
-              </w:rPr>
-              <w:t>Example of a Deep Research Agent:</w:t>
-            </w:r>
-            <w:r>
-              <w:rPr>
-                <w:noProof/>
-                <w:webHidden/>
-              </w:rPr>
-              <w:tab/>
-            </w:r>
-            <w:r>
-              <w:rPr>
-                <w:noProof/>
-                <w:webHidden/>
-              </w:rPr>
-              <w:fldChar w:fldCharType="begin"/>
-            </w:r>
-            <w:r>
-              <w:rPr>
-                <w:noProof/>
-                <w:webHidden/>
-              </w:rPr>
-              <w:instrText xml:space="preserve"> PAGEREF _Toc234777367 \h </w:instrText>
-            </w:r>
-            <w:r>
-              <w:rPr>
-                <w:noProof/>
-                <w:webHidden/>
-              </w:rPr>
-            </w:r>
-            <w:r>
-              <w:rPr>
-                <w:noProof/>
-                <w:webHidden/>
-              </w:rPr>
-              <w:fldChar w:fldCharType="separate"/>
-            </w:r>
-            <w:r>
-              <w:rPr>
-                <w:noProof/>
-                <w:webHidden/>
-              </w:rPr>
-              <w:t>11</w:t>
-            </w:r>
-            <w:r>
-              <w:rPr>
-                <w:noProof/>
-                <w:webHidden/>
-              </w:rPr>
-              <w:fldChar w:fldCharType="end"/>
-            </w:r>
-          </w:hyperlink>
-        </w:p>
-        <w:p>
-          <w:pPr>
-            <w:pStyle w:val="TOC3"/>
-            <w:tabs>
-              <w:tab w:val="right" w:leader="dot" w:pos="9016"/>
-            </w:tabs>
-            <w:rPr>
-              <w:rFonts w:eastAsiaTheme="minorEastAsia"/>
-              <w:noProof/>
-              <w:lang w:eastAsia="en-IN"/>
-            </w:rPr>
-          </w:pPr>
-          <w:hyperlink w:anchor="_Toc234777368" w:history="1">
-            <w:r>
-              <w:rPr>
-                <w:rStyle w:val="Hyperlink"/>
-                <w:noProof/>
-              </w:rPr>
-              <w:t>Use cases of multi-agent systems</w:t>
-            </w:r>
-            <w:r>
-              <w:rPr>
-                <w:noProof/>
-                <w:webHidden/>
-              </w:rPr>
-              <w:tab/>
-            </w:r>
-            <w:r>
-              <w:rPr>
-                <w:noProof/>
-                <w:webHidden/>
-              </w:rPr>
-              <w:fldChar w:fldCharType="begin"/>
-            </w:r>
-            <w:r>
-              <w:rPr>
-                <w:noProof/>
-                <w:webHidden/>
-              </w:rPr>
-              <w:instrText xml:space="preserve"> PAGEREF _Toc234777368 \h </w:instrText>
-            </w:r>
-            <w:r>
-              <w:rPr>
-                <w:noProof/>
-                <w:webHidden/>
-              </w:rPr>
-            </w:r>
-            <w:r>
-              <w:rPr>
-                <w:noProof/>
-                <w:webHidden/>
-              </w:rPr>
-              <w:fldChar w:fldCharType="separate"/>
-            </w:r>
-            <w:r>
-              <w:rPr>
-                <w:noProof/>
-                <w:webHidden/>
-              </w:rPr>
-              <w:t>11</w:t>
+              <w:t>10</w:t>
             </w:r>
             <w:r>
               <w:rPr>
@@ -1468,7 +1388,7 @@
               <w:lang w:eastAsia="en-IN"/>
             </w:rPr>
           </w:pPr>
-          <w:hyperlink w:anchor="_Toc234777369" w:history="1">
+          <w:hyperlink w:anchor="_Toc243279761" w:history="1">
             <w:r>
               <w:rPr>
                 <w:rStyle w:val="Hyperlink"/>
@@ -1489,7 +1409,7 @@
                 <w:rStyle w:val="Hyperlink"/>
                 <w:noProof/>
               </w:rPr>
-              <w:t>Agent Orchestration</w:t>
+              <w:t>Deep Research Agent</w:t>
             </w:r>
             <w:r>
               <w:rPr>
@@ -1510,7 +1430,7 @@
                 <w:noProof/>
                 <w:webHidden/>
               </w:rPr>
-              <w:instrText xml:space="preserve"> PAGEREF _Toc234777369 \h </w:instrText>
+              <w:instrText xml:space="preserve"> PAGEREF _Toc243279761 \h </w:instrText>
             </w:r>
             <w:r>
               <w:rPr>
@@ -1530,7 +1450,7 @@
                 <w:noProof/>
                 <w:webHidden/>
               </w:rPr>
-              <w:t>12</w:t>
+              <w:t>10</w:t>
             </w:r>
             <w:r>
               <w:rPr>
@@ -1553,13 +1473,13 @@
               <w:lang w:eastAsia="en-IN"/>
             </w:rPr>
           </w:pPr>
-          <w:hyperlink w:anchor="_Toc234777370" w:history="1">
+          <w:hyperlink w:anchor="_Toc243279762" w:history="1">
             <w:r>
               <w:rPr>
                 <w:rStyle w:val="Hyperlink"/>
                 <w:noProof/>
               </w:rPr>
-              <w:t>Sequential Agents</w:t>
+              <w:t>What are Deep Research Agents:</w:t>
             </w:r>
             <w:r>
               <w:rPr>
@@ -1580,7 +1500,7 @@
                 <w:noProof/>
                 <w:webHidden/>
               </w:rPr>
-              <w:instrText xml:space="preserve"> PAGEREF _Toc234777370 \h </w:instrText>
+              <w:instrText xml:space="preserve"> PAGEREF _Toc243279762 \h </w:instrText>
             </w:r>
             <w:r>
               <w:rPr>
@@ -1600,7 +1520,7 @@
                 <w:noProof/>
                 <w:webHidden/>
               </w:rPr>
-              <w:t>12</w:t>
+              <w:t>10</w:t>
             </w:r>
             <w:r>
               <w:rPr>
@@ -1623,13 +1543,13 @@
               <w:lang w:eastAsia="en-IN"/>
             </w:rPr>
           </w:pPr>
-          <w:hyperlink w:anchor="_Toc234777371" w:history="1">
+          <w:hyperlink w:anchor="_Toc243279763" w:history="1">
             <w:r>
               <w:rPr>
                 <w:rStyle w:val="Hyperlink"/>
                 <w:noProof/>
               </w:rPr>
-              <w:t>Hierarchical agents</w:t>
+              <w:t>Example of a Deep Research Agent:</w:t>
             </w:r>
             <w:r>
               <w:rPr>
@@ -1650,7 +1570,7 @@
                 <w:noProof/>
                 <w:webHidden/>
               </w:rPr>
-              <w:instrText xml:space="preserve"> PAGEREF _Toc234777371 \h </w:instrText>
+              <w:instrText xml:space="preserve"> PAGEREF _Toc243279763 \h </w:instrText>
             </w:r>
             <w:r>
               <w:rPr>
@@ -1670,7 +1590,7 @@
                 <w:noProof/>
                 <w:webHidden/>
               </w:rPr>
-              <w:t>13</w:t>
+              <w:t>12</w:t>
             </w:r>
             <w:r>
               <w:rPr>
@@ -1693,13 +1613,13 @@
               <w:lang w:eastAsia="en-IN"/>
             </w:rPr>
           </w:pPr>
-          <w:hyperlink w:anchor="_Toc234777372" w:history="1">
+          <w:hyperlink w:anchor="_Toc243279764" w:history="1">
             <w:r>
               <w:rPr>
                 <w:rStyle w:val="Hyperlink"/>
                 <w:noProof/>
               </w:rPr>
-              <w:t>Agent Networks</w:t>
+              <w:t>Use cases of multi-agent systems</w:t>
             </w:r>
             <w:r>
               <w:rPr>
@@ -1720,7 +1640,7 @@
                 <w:noProof/>
                 <w:webHidden/>
               </w:rPr>
-              <w:instrText xml:space="preserve"> PAGEREF _Toc234777372 \h </w:instrText>
+              <w:instrText xml:space="preserve"> PAGEREF _Toc243279764 \h </w:instrText>
             </w:r>
             <w:r>
               <w:rPr>
@@ -1740,7 +1660,7 @@
                 <w:noProof/>
                 <w:webHidden/>
               </w:rPr>
-              <w:t>14</w:t>
+              <w:t>12</w:t>
             </w:r>
             <w:r>
               <w:rPr>
@@ -1764,7 +1684,7 @@
               <w:lang w:eastAsia="en-IN"/>
             </w:rPr>
           </w:pPr>
-          <w:hyperlink w:anchor="_Toc234777373" w:history="1">
+          <w:hyperlink w:anchor="_Toc243279765" w:history="1">
             <w:r>
               <w:rPr>
                 <w:rStyle w:val="Hyperlink"/>
@@ -1785,7 +1705,7 @@
                 <w:rStyle w:val="Hyperlink"/>
                 <w:noProof/>
               </w:rPr>
-              <w:t>What is a Transformer model:</w:t>
+              <w:t>Agent Orchestration</w:t>
             </w:r>
             <w:r>
               <w:rPr>
@@ -1806,7 +1726,7 @@
                 <w:noProof/>
                 <w:webHidden/>
               </w:rPr>
-              <w:instrText xml:space="preserve"> PAGEREF _Toc234777373 \h </w:instrText>
+              <w:instrText xml:space="preserve"> PAGEREF _Toc243279765 \h </w:instrText>
             </w:r>
             <w:r>
               <w:rPr>
@@ -1826,7 +1746,7 @@
                 <w:noProof/>
                 <w:webHidden/>
               </w:rPr>
-              <w:t>16</w:t>
+              <w:t>13</w:t>
             </w:r>
             <w:r>
               <w:rPr>
@@ -1849,13 +1769,13 @@
               <w:lang w:eastAsia="en-IN"/>
             </w:rPr>
           </w:pPr>
-          <w:hyperlink w:anchor="_Toc234777374" w:history="1">
+          <w:hyperlink w:anchor="_Toc243279766" w:history="1">
             <w:r>
               <w:rPr>
                 <w:rStyle w:val="Hyperlink"/>
                 <w:noProof/>
               </w:rPr>
-              <w:t>Example:</w:t>
+              <w:t>Sequential Agents</w:t>
             </w:r>
             <w:r>
               <w:rPr>
@@ -1876,7 +1796,7 @@
                 <w:noProof/>
                 <w:webHidden/>
               </w:rPr>
-              <w:instrText xml:space="preserve"> PAGEREF _Toc234777374 \h </w:instrText>
+              <w:instrText xml:space="preserve"> PAGEREF _Toc243279766 \h </w:instrText>
             </w:r>
             <w:r>
               <w:rPr>
@@ -1896,7 +1816,147 @@
                 <w:noProof/>
                 <w:webHidden/>
               </w:rPr>
-              <w:t>16</w:t>
+              <w:t>13</w:t>
+            </w:r>
+            <w:r>
+              <w:rPr>
+                <w:noProof/>
+                <w:webHidden/>
+              </w:rPr>
+              <w:fldChar w:fldCharType="end"/>
+            </w:r>
+          </w:hyperlink>
+        </w:p>
+        <w:p>
+          <w:pPr>
+            <w:pStyle w:val="TOC3"/>
+            <w:tabs>
+              <w:tab w:val="right" w:leader="dot" w:pos="9016"/>
+            </w:tabs>
+            <w:rPr>
+              <w:rFonts w:eastAsiaTheme="minorEastAsia"/>
+              <w:noProof/>
+              <w:lang w:eastAsia="en-IN"/>
+            </w:rPr>
+          </w:pPr>
+          <w:hyperlink w:anchor="_Toc243279767" w:history="1">
+            <w:r>
+              <w:rPr>
+                <w:rStyle w:val="Hyperlink"/>
+                <w:noProof/>
+              </w:rPr>
+              <w:t>Hierarchical agents</w:t>
+            </w:r>
+            <w:r>
+              <w:rPr>
+                <w:noProof/>
+                <w:webHidden/>
+              </w:rPr>
+              <w:tab/>
+            </w:r>
+            <w:r>
+              <w:rPr>
+                <w:noProof/>
+                <w:webHidden/>
+              </w:rPr>
+              <w:fldChar w:fldCharType="begin"/>
+            </w:r>
+            <w:r>
+              <w:rPr>
+                <w:noProof/>
+                <w:webHidden/>
+              </w:rPr>
+              <w:instrText xml:space="preserve"> PAGEREF _Toc243279767 \h </w:instrText>
+            </w:r>
+            <w:r>
+              <w:rPr>
+                <w:noProof/>
+                <w:webHidden/>
+              </w:rPr>
+            </w:r>
+            <w:r>
+              <w:rPr>
+                <w:noProof/>
+                <w:webHidden/>
+              </w:rPr>
+              <w:fldChar w:fldCharType="separate"/>
+            </w:r>
+            <w:r>
+              <w:rPr>
+                <w:noProof/>
+                <w:webHidden/>
+              </w:rPr>
+              <w:t>14</w:t>
+            </w:r>
+            <w:r>
+              <w:rPr>
+                <w:noProof/>
+                <w:webHidden/>
+              </w:rPr>
+              <w:fldChar w:fldCharType="end"/>
+            </w:r>
+          </w:hyperlink>
+        </w:p>
+        <w:p>
+          <w:pPr>
+            <w:pStyle w:val="TOC3"/>
+            <w:tabs>
+              <w:tab w:val="right" w:leader="dot" w:pos="9016"/>
+            </w:tabs>
+            <w:rPr>
+              <w:rFonts w:eastAsiaTheme="minorEastAsia"/>
+              <w:noProof/>
+              <w:lang w:eastAsia="en-IN"/>
+            </w:rPr>
+          </w:pPr>
+          <w:hyperlink w:anchor="_Toc243279768" w:history="1">
+            <w:r>
+              <w:rPr>
+                <w:rStyle w:val="Hyperlink"/>
+                <w:noProof/>
+              </w:rPr>
+              <w:t>Agent Networks</w:t>
+            </w:r>
+            <w:r>
+              <w:rPr>
+                <w:noProof/>
+                <w:webHidden/>
+              </w:rPr>
+              <w:tab/>
+            </w:r>
+            <w:r>
+              <w:rPr>
+                <w:noProof/>
+                <w:webHidden/>
+              </w:rPr>
+              <w:fldChar w:fldCharType="begin"/>
+            </w:r>
+            <w:r>
+              <w:rPr>
+                <w:noProof/>
+                <w:webHidden/>
+              </w:rPr>
+              <w:instrText xml:space="preserve"> PAGEREF _Toc243279768 \h </w:instrText>
+            </w:r>
+            <w:r>
+              <w:rPr>
+                <w:noProof/>
+                <w:webHidden/>
+              </w:rPr>
+            </w:r>
+            <w:r>
+              <w:rPr>
+                <w:noProof/>
+                <w:webHidden/>
+              </w:rPr>
+              <w:fldChar w:fldCharType="separate"/>
+            </w:r>
+            <w:r>
+              <w:rPr>
+                <w:noProof/>
+                <w:webHidden/>
+              </w:rPr>
+              <w:t>15</w:t>
             </w:r>
             <w:r>
               <w:rPr>
@@ -1920,7 +1980,7 @@
               <w:lang w:eastAsia="en-IN"/>
             </w:rPr>
           </w:pPr>
-          <w:hyperlink w:anchor="_Toc234777375" w:history="1">
+          <w:hyperlink w:anchor="_Toc243279769" w:history="1">
             <w:r>
               <w:rPr>
                 <w:rStyle w:val="Hyperlink"/>
@@ -1941,6 +2001,162 @@
                 <w:rStyle w:val="Hyperlink"/>
                 <w:noProof/>
               </w:rPr>
+              <w:t>What is a Transformer model:</w:t>
+            </w:r>
+            <w:r>
+              <w:rPr>
+                <w:noProof/>
+                <w:webHidden/>
+              </w:rPr>
+              <w:tab/>
+            </w:r>
+            <w:r>
+              <w:rPr>
+                <w:noProof/>
+                <w:webHidden/>
+              </w:rPr>
+              <w:fldChar w:fldCharType="begin"/>
+            </w:r>
+            <w:r>
+              <w:rPr>
+                <w:noProof/>
+                <w:webHidden/>
+              </w:rPr>
+              <w:instrText xml:space="preserve"> PAGEREF _Toc243279769 \h </w:instrText>
+            </w:r>
+            <w:r>
+              <w:rPr>
+                <w:noProof/>
+                <w:webHidden/>
+              </w:rPr>
+            </w:r>
+            <w:r>
+              <w:rPr>
+                <w:noProof/>
+                <w:webHidden/>
+              </w:rPr>
+              <w:fldChar w:fldCharType="separate"/>
+            </w:r>
+            <w:r>
+              <w:rPr>
+                <w:noProof/>
+                <w:webHidden/>
+              </w:rPr>
+              <w:t>17</w:t>
+            </w:r>
+            <w:r>
+              <w:rPr>
+                <w:noProof/>
+                <w:webHidden/>
+              </w:rPr>
+              <w:fldChar w:fldCharType="end"/>
+            </w:r>
+          </w:hyperlink>
+        </w:p>
+        <w:p>
+          <w:pPr>
+            <w:pStyle w:val="TOC3"/>
+            <w:tabs>
+              <w:tab w:val="right" w:leader="dot" w:pos="9016"/>
+            </w:tabs>
+            <w:rPr>
+              <w:rFonts w:eastAsiaTheme="minorEastAsia"/>
+              <w:noProof/>
+              <w:lang w:eastAsia="en-IN"/>
+            </w:rPr>
+          </w:pPr>
+          <w:hyperlink w:anchor="_Toc243279770" w:history="1">
+            <w:r>
+              <w:rPr>
+                <w:rStyle w:val="Hyperlink"/>
+                <w:noProof/>
+              </w:rPr>
+              <w:t>Example:</w:t>
+            </w:r>
+            <w:r>
+              <w:rPr>
+                <w:noProof/>
+                <w:webHidden/>
+              </w:rPr>
+              <w:tab/>
+            </w:r>
+            <w:r>
+              <w:rPr>
+                <w:noProof/>
+                <w:webHidden/>
+              </w:rPr>
+              <w:fldChar w:fldCharType="begin"/>
+            </w:r>
+            <w:r>
+              <w:rPr>
+                <w:noProof/>
+                <w:webHidden/>
+              </w:rPr>
+              <w:instrText xml:space="preserve"> PAGEREF _Toc243279770 \h </w:instrText>
+            </w:r>
+            <w:r>
+              <w:rPr>
+                <w:noProof/>
+                <w:webHidden/>
+              </w:rPr>
+            </w:r>
+            <w:r>
+              <w:rPr>
+                <w:noProof/>
+                <w:webHidden/>
+              </w:rPr>
+              <w:fldChar w:fldCharType="separate"/>
+            </w:r>
+            <w:r>
+              <w:rPr>
+                <w:noProof/>
+                <w:webHidden/>
+              </w:rPr>
+              <w:t>17</w:t>
+            </w:r>
+            <w:r>
+              <w:rPr>
+                <w:noProof/>
+                <w:webHidden/>
+              </w:rPr>
+              <w:fldChar w:fldCharType="end"/>
+            </w:r>
+          </w:hyperlink>
+        </w:p>
+        <w:p>
+          <w:pPr>
+            <w:pStyle w:val="TOC2"/>
+            <w:tabs>
+              <w:tab w:val="left" w:pos="960"/>
+              <w:tab w:val="right" w:leader="dot" w:pos="9016"/>
+            </w:tabs>
+            <w:rPr>
+              <w:rFonts w:eastAsiaTheme="minorEastAsia"/>
+              <w:noProof/>
+              <w:lang w:eastAsia="en-IN"/>
+            </w:rPr>
+          </w:pPr>
+          <w:hyperlink w:anchor="_Toc243279771" w:history="1">
+            <w:r>
+              <w:rPr>
+                <w:rStyle w:val="Hyperlink"/>
+                <w:noProof/>
+              </w:rPr>
+              <w:t>12.</w:t>
+            </w:r>
+            <w:r>
+              <w:rPr>
+                <w:rFonts w:eastAsiaTheme="minorEastAsia"/>
+                <w:noProof/>
+                <w:lang w:eastAsia="en-IN"/>
+              </w:rPr>
+              <w:tab/>
+            </w:r>
+            <w:r>
+              <w:rPr>
+                <w:rStyle w:val="Hyperlink"/>
+                <w:noProof/>
+              </w:rPr>
               <w:t>Decoder only models</w:t>
             </w:r>
             <w:r>
@@ -1962,7 +2178,7 @@
                 <w:noProof/>
                 <w:webHidden/>
               </w:rPr>
-              <w:instrText xml:space="preserve"> PAGEREF _Toc234777375 \h </w:instrText>
+              <w:instrText xml:space="preserve"> PAGEREF _Toc243279771 \h </w:instrText>
             </w:r>
             <w:r>
               <w:rPr>
@@ -1982,7 +2198,7 @@
                 <w:noProof/>
                 <w:webHidden/>
               </w:rPr>
-              <w:t>17</w:t>
+              <w:t>18</w:t>
             </w:r>
             <w:r>
               <w:rPr>
@@ -2026,6 +2242,7 @@
           <w:sz w:val="16"/>
           <w:szCs w:val="16"/>
         </w:rPr>
+        <w:lastRenderedPageBreak/>
         <w:br w:type="page"/>
       </w:r>
     </w:p>
@@ -2033,7 +2250,7 @@
       <w:pPr>
         <w:pStyle w:val="Heading2"/>
       </w:pPr>
-      <w:bookmarkStart w:id="1" w:name="_Toc234777355"/>
+      <w:bookmarkStart w:id="1" w:name="_Toc243279749"/>
       <w:r>
         <w:lastRenderedPageBreak/>
         <w:t xml:space="preserve">Summary of </w:t>
@@ -2142,7 +2359,7 @@
           <w:numId w:val="1"/>
         </w:numPr>
       </w:pPr>
-      <w:bookmarkStart w:id="2" w:name="_Toc234777356"/>
+      <w:bookmarkStart w:id="2" w:name="_Toc243279750"/>
       <w:r>
         <w:t xml:space="preserve">Foundation </w:t>
       </w:r>
@@ -2151,6 +2368,26 @@
       </w:r>
       <w:r>
         <w:t>models</w:t>
+      </w:r>
+      <w:r>
+        <w:t xml:space="preserve"> </w:t>
+      </w:r>
+      <w:proofErr w:type="gramStart"/>
+      <w:r>
+        <w:t>(</w:t>
+      </w:r>
+      <w:r>
+        <w:t xml:space="preserve"> </w:t>
+      </w:r>
+      <w:r>
+        <w:rPr>
+          <w:rFonts w:ascii="Courier New" w:hAnsi="Courier New" w:cs="Courier New"/>
+        </w:rPr>
+        <w:t>:text</w:t>
+      </w:r>
+      <w:proofErr w:type="gramEnd"/>
+      <w:r>
+        <w:t xml:space="preserve"> models)</w:t>
       </w:r>
       <w:bookmarkEnd w:id="2"/>
     </w:p>
@@ -2195,6 +2432,201 @@
           <w:szCs w:val="16"/>
         </w:rPr>
         <w:t xml:space="preserve"> are trained on a wide variety of different texts, so they make minimal assumptions about the structure of the text they're completing. </w:t>
+      </w:r>
+      <w:r>
+        <w:rPr>
+          <w:sz w:val="16"/>
+          <w:szCs w:val="16"/>
+        </w:rPr>
+        <w:t>Training</w:t>
+      </w:r>
+      <w:r>
+        <w:rPr>
+          <w:sz w:val="16"/>
+          <w:szCs w:val="16"/>
+        </w:rPr>
+        <w:t xml:space="preserve"> data </w:t>
+      </w:r>
+      <w:r>
+        <w:rPr>
+          <w:sz w:val="16"/>
+          <w:szCs w:val="16"/>
+        </w:rPr>
+        <w:t xml:space="preserve">on Internet is carefully filtered. For </w:t>
+      </w:r>
+      <w:r>
+        <w:rPr>
+          <w:sz w:val="16"/>
+          <w:szCs w:val="16"/>
+        </w:rPr>
+        <w:t>example,</w:t>
+      </w:r>
+      <w:r>
+        <w:rPr>
+          <w:sz w:val="16"/>
+          <w:szCs w:val="16"/>
+        </w:rPr>
+        <w:t xml:space="preserve"> contents such as hate speech, adult content, fake news, personal-</w:t>
+      </w:r>
+      <w:r>
+        <w:rPr>
+          <w:sz w:val="16"/>
+          <w:szCs w:val="16"/>
+        </w:rPr>
+        <w:t>identifiable</w:t>
+      </w:r>
+      <w:r>
+        <w:rPr>
+          <w:sz w:val="16"/>
+          <w:szCs w:val="16"/>
+        </w:rPr>
+        <w:t>-information, information behind pay</w:t>
+      </w:r>
+      <w:r>
+        <w:rPr>
+          <w:sz w:val="16"/>
+          <w:szCs w:val="16"/>
+        </w:rPr>
+        <w:t xml:space="preserve">walls, </w:t>
+      </w:r>
+      <w:r>
+        <w:rPr>
+          <w:sz w:val="16"/>
+          <w:szCs w:val="16"/>
+        </w:rPr>
+        <w:t>dark web</w:t>
+      </w:r>
+      <w:r>
+        <w:rPr>
+          <w:sz w:val="16"/>
+          <w:szCs w:val="16"/>
+        </w:rPr>
+        <w:t xml:space="preserve"> etc are all filtered out.</w:t>
+      </w:r>
+    </w:p>
+    <w:p>
+      <w:pPr>
+        <w:spacing w:after="0" w:line="240" w:lineRule="auto"/>
+        <w:ind w:left="720"/>
+        <w:rPr>
+          <w:sz w:val="16"/>
+          <w:szCs w:val="16"/>
+        </w:rPr>
+      </w:pPr>
+      <w:r>
+        <w:rPr>
+          <w:sz w:val="16"/>
+          <w:szCs w:val="16"/>
+        </w:rPr>
+        <w:t xml:space="preserve">Foundation models in ollama are tagged </w:t>
+      </w:r>
+      <w:proofErr w:type="gramStart"/>
+      <w:r>
+        <w:rPr>
+          <w:sz w:val="16"/>
+          <w:szCs w:val="16"/>
+        </w:rPr>
+        <w:t>as :text</w:t>
+      </w:r>
+      <w:proofErr w:type="gramEnd"/>
+    </w:p>
+    <w:p>
+      <w:pPr>
+        <w:spacing w:after="0" w:line="240" w:lineRule="auto"/>
+        <w:ind w:left="720"/>
+        <w:rPr>
+          <w:sz w:val="16"/>
+          <w:szCs w:val="16"/>
+        </w:rPr>
+      </w:pPr>
+    </w:p>
+    <w:p>
+      <w:pPr>
+        <w:spacing w:after="0" w:line="240" w:lineRule="auto"/>
+        <w:ind w:left="1440"/>
+        <w:rPr>
+          <w:rFonts w:ascii="Courier New" w:hAnsi="Courier New" w:cs="Courier New"/>
+          <w:sz w:val="16"/>
+          <w:szCs w:val="16"/>
+        </w:rPr>
+      </w:pPr>
+      <w:r>
+        <w:rPr>
+          <w:rFonts w:ascii="Courier New" w:hAnsi="Courier New" w:cs="Courier New"/>
+          <w:sz w:val="16"/>
+          <w:szCs w:val="16"/>
+        </w:rPr>
+        <w:t>ollama pull llama2:text</w:t>
+      </w:r>
+    </w:p>
+    <w:p>
+      <w:pPr>
+        <w:spacing w:after="0" w:line="240" w:lineRule="auto"/>
+        <w:ind w:left="1440"/>
+        <w:rPr>
+          <w:rFonts w:ascii="Courier New" w:hAnsi="Courier New" w:cs="Courier New"/>
+          <w:sz w:val="16"/>
+          <w:szCs w:val="16"/>
+        </w:rPr>
+      </w:pPr>
+      <w:r>
+        <w:rPr>
+          <w:rFonts w:ascii="Courier New" w:hAnsi="Courier New" w:cs="Courier New"/>
+          <w:sz w:val="16"/>
+          <w:szCs w:val="16"/>
+        </w:rPr>
+        <w:t>ollama run llama2:text</w:t>
+      </w:r>
+    </w:p>
+    <w:p>
+      <w:pPr>
+        <w:spacing w:after="0" w:line="240" w:lineRule="auto"/>
+        <w:ind w:left="1440"/>
+        <w:rPr>
+          <w:rFonts w:ascii="Courier New" w:hAnsi="Courier New" w:cs="Courier New"/>
+          <w:sz w:val="16"/>
+          <w:szCs w:val="16"/>
+        </w:rPr>
+      </w:pPr>
+      <w:r>
+        <w:rPr>
+          <w:rFonts w:ascii="Courier New" w:hAnsi="Courier New" w:cs="Courier New"/>
+          <w:sz w:val="16"/>
+          <w:szCs w:val="16"/>
+        </w:rPr>
+        <w:t>Ask the question:  What is your name?</w:t>
+      </w:r>
+      <w:r>
+        <w:rPr>
+          <w:rFonts w:ascii="Courier New" w:hAnsi="Courier New" w:cs="Courier New"/>
+          <w:sz w:val="16"/>
+          <w:szCs w:val="16"/>
+        </w:rPr>
+        <w:t xml:space="preserve"> </w:t>
+      </w:r>
+      <w:r>
+        <w:rPr>
+          <w:rFonts w:ascii="Courier New" w:hAnsi="Courier New" w:cs="Courier New"/>
+          <w:sz w:val="16"/>
+          <w:szCs w:val="16"/>
+        </w:rPr>
+        <w:sym w:font="Wingdings" w:char="F0E8"/>
+      </w:r>
+      <w:r>
+        <w:rPr>
+          <w:rFonts w:ascii="Courier New" w:hAnsi="Courier New" w:cs="Courier New"/>
+          <w:sz w:val="16"/>
+          <w:szCs w:val="16"/>
+        </w:rPr>
+        <w:t xml:space="preserve"> </w:t>
+      </w:r>
+      <w:r>
+        <w:rPr>
+          <w:rFonts w:ascii="Courier New" w:hAnsi="Courier New" w:cs="Courier New"/>
+          <w:sz w:val="16"/>
+          <w:szCs w:val="16"/>
+        </w:rPr>
+        <w:t>It does NOT answer directly.</w:t>
       </w:r>
     </w:p>
     <w:p>
@@ -2205,7 +2637,7 @@
           <w:numId w:val="1"/>
         </w:numPr>
       </w:pPr>
-      <w:bookmarkStart w:id="3" w:name="_Toc234777357"/>
+      <w:bookmarkStart w:id="3" w:name="_Toc243279751"/>
       <w:r>
         <w:t>Chat models</w:t>
       </w:r>
@@ -2234,7 +2666,21 @@
           <w:sz w:val="16"/>
           <w:szCs w:val="16"/>
         </w:rPr>
-        <w:t xml:space="preserve"> are created from base models by training them on transcripts of dialogue, so they assume that whatever text they are given is a fragment of dialogue. You can chat with them by filling in one side of a conversation and letting the model fill in the other. </w:t>
+        <w:t xml:space="preserve"> are created from base models by training them on transcripts of </w:t>
+      </w:r>
+      <w:r>
+        <w:rPr>
+          <w:sz w:val="16"/>
+          <w:szCs w:val="16"/>
+        </w:rPr>
+        <w:t xml:space="preserve">high-quality </w:t>
+      </w:r>
+      <w:r>
+        <w:rPr>
+          <w:sz w:val="16"/>
+          <w:szCs w:val="16"/>
+        </w:rPr>
+        <w:t xml:space="preserve">dialogue, so they assume that whatever text they are given is a fragment of dialogue. You can chat with them by filling in one side of a conversation and letting the model fill in the other. </w:t>
       </w:r>
       <w:r>
         <w:rPr>
@@ -2258,30 +2704,14 @@
           <w:sz w:val="16"/>
           <w:szCs w:val="16"/>
         </w:rPr>
-        <w:t xml:space="preserve"> for dataset on HuggingFace. It is </w:t>
-      </w:r>
-      <w:proofErr w:type="gramStart"/>
-      <w:r>
-        <w:rPr>
-          <w:sz w:val="16"/>
-          <w:szCs w:val="16"/>
-        </w:rPr>
-        <w:t>in .par</w:t>
-      </w:r>
-      <w:r>
-        <w:rPr>
-          <w:sz w:val="16"/>
-          <w:szCs w:val="16"/>
-        </w:rPr>
-        <w:t>quet</w:t>
-      </w:r>
-      <w:proofErr w:type="gramEnd"/>
-      <w:r>
-        <w:rPr>
-          <w:sz w:val="16"/>
-          <w:szCs w:val="16"/>
-        </w:rPr>
-        <w:t xml:space="preserve"> format.)</w:t>
+        <w:t xml:space="preserve"> for dataset on HuggingFace.</w:t>
+      </w:r>
+      <w:r>
+        <w:rPr>
+          <w:sz w:val="16"/>
+          <w:szCs w:val="16"/>
+        </w:rPr>
+        <w:t>)</w:t>
       </w:r>
     </w:p>
     <w:p>
@@ -2309,7 +2739,7 @@
           <w:sz w:val="16"/>
           <w:szCs w:val="16"/>
         </w:rPr>
-        <w:t xml:space="preserve">training </w:t>
+        <w:t xml:space="preserve">one of the </w:t>
       </w:r>
       <w:r>
         <w:rPr>
@@ -2318,754 +2748,34 @@
           <w:sz w:val="16"/>
           <w:szCs w:val="16"/>
         </w:rPr>
-        <w:t>dataset:</w:t>
-      </w:r>
-    </w:p>
-    <w:p>
-      <w:pPr>
-        <w:spacing w:after="0" w:line="240" w:lineRule="auto"/>
-        <w:ind w:left="1440"/>
-        <w:rPr>
-          <w:rFonts w:ascii="Courier New" w:hAnsi="Courier New" w:cs="Courier New"/>
-          <w:sz w:val="16"/>
-          <w:szCs w:val="16"/>
-        </w:rPr>
-      </w:pPr>
-      <w:r>
-        <w:rPr>
-          <w:rFonts w:ascii="Courier New" w:hAnsi="Courier New" w:cs="Courier New"/>
-          <w:sz w:val="16"/>
-          <w:szCs w:val="16"/>
-        </w:rPr>
-        <w:t>[</w:t>
-      </w:r>
-    </w:p>
-    <w:p>
-      <w:pPr>
-        <w:spacing w:after="0" w:line="240" w:lineRule="auto"/>
-        <w:ind w:left="1440"/>
-        <w:rPr>
-          <w:rFonts w:ascii="Courier New" w:hAnsi="Courier New" w:cs="Courier New"/>
-          <w:sz w:val="16"/>
-          <w:szCs w:val="16"/>
-        </w:rPr>
-      </w:pPr>
-      <w:r>
-        <w:rPr>
-          <w:rFonts w:ascii="Courier New" w:hAnsi="Courier New" w:cs="Courier New"/>
-          <w:sz w:val="16"/>
-          <w:szCs w:val="16"/>
-        </w:rPr>
-        <w:t xml:space="preserve">  {</w:t>
-      </w:r>
-    </w:p>
-    <w:p>
-      <w:pPr>
-        <w:spacing w:after="0" w:line="240" w:lineRule="auto"/>
-        <w:ind w:left="1440"/>
-        <w:rPr>
-          <w:rFonts w:ascii="Courier New" w:hAnsi="Courier New" w:cs="Courier New"/>
-          <w:sz w:val="16"/>
-          <w:szCs w:val="16"/>
-        </w:rPr>
-      </w:pPr>
-      <w:r>
-        <w:rPr>
-          <w:rFonts w:ascii="Courier New" w:hAnsi="Courier New" w:cs="Courier New"/>
-          <w:sz w:val="16"/>
-          <w:szCs w:val="16"/>
-        </w:rPr>
-        <w:t xml:space="preserve">    "role": "user",</w:t>
-      </w:r>
-    </w:p>
-    <w:p>
-      <w:pPr>
-        <w:spacing w:after="0" w:line="240" w:lineRule="auto"/>
-        <w:ind w:left="1440"/>
-        <w:rPr>
-          <w:rFonts w:ascii="Courier New" w:hAnsi="Courier New" w:cs="Courier New"/>
-          <w:sz w:val="16"/>
-          <w:szCs w:val="16"/>
-        </w:rPr>
-      </w:pPr>
-      <w:r>
-        <w:rPr>
-          <w:rFonts w:ascii="Courier New" w:hAnsi="Courier New" w:cs="Courier New"/>
-          <w:sz w:val="16"/>
-          <w:szCs w:val="16"/>
-        </w:rPr>
-        <w:t xml:space="preserve">    "content": "Why is the sky blue during the day but red at sunset?"</w:t>
-      </w:r>
-    </w:p>
-    <w:p>
-      <w:pPr>
-        <w:spacing w:after="0" w:line="240" w:lineRule="auto"/>
-        <w:ind w:left="1440"/>
-        <w:rPr>
-          <w:rFonts w:ascii="Courier New" w:hAnsi="Courier New" w:cs="Courier New"/>
-          <w:sz w:val="16"/>
-          <w:szCs w:val="16"/>
-        </w:rPr>
-      </w:pPr>
-      <w:r>
-        <w:rPr>
-          <w:rFonts w:ascii="Courier New" w:hAnsi="Courier New" w:cs="Courier New"/>
-          <w:sz w:val="16"/>
-          <w:szCs w:val="16"/>
-        </w:rPr>
-        <w:t xml:space="preserve">  },</w:t>
-      </w:r>
-    </w:p>
-    <w:p>
-      <w:pPr>
-        <w:spacing w:after="0" w:line="240" w:lineRule="auto"/>
-        <w:ind w:left="1440"/>
-        <w:rPr>
-          <w:rFonts w:ascii="Courier New" w:hAnsi="Courier New" w:cs="Courier New"/>
-          <w:sz w:val="16"/>
-          <w:szCs w:val="16"/>
-        </w:rPr>
-      </w:pPr>
-      <w:r>
-        <w:rPr>
-          <w:rFonts w:ascii="Courier New" w:hAnsi="Courier New" w:cs="Courier New"/>
-          <w:sz w:val="16"/>
-          <w:szCs w:val="16"/>
-        </w:rPr>
-        <w:t xml:space="preserve">  {</w:t>
-      </w:r>
-    </w:p>
-    <w:p>
-      <w:pPr>
-        <w:spacing w:after="0" w:line="240" w:lineRule="auto"/>
-        <w:ind w:left="1440"/>
-        <w:rPr>
-          <w:rFonts w:ascii="Courier New" w:hAnsi="Courier New" w:cs="Courier New"/>
-          <w:sz w:val="16"/>
-          <w:szCs w:val="16"/>
-        </w:rPr>
-      </w:pPr>
-      <w:r>
-        <w:rPr>
-          <w:rFonts w:ascii="Courier New" w:hAnsi="Courier New" w:cs="Courier New"/>
-          <w:sz w:val="16"/>
-          <w:szCs w:val="16"/>
-        </w:rPr>
-        <w:t xml:space="preserve">    "role": "assistant",</w:t>
-      </w:r>
-    </w:p>
-    <w:p>
-      <w:pPr>
-        <w:spacing w:after="0" w:line="240" w:lineRule="auto"/>
-        <w:ind w:left="1440"/>
-        <w:rPr>
-          <w:rFonts w:ascii="Courier New" w:hAnsi="Courier New" w:cs="Courier New"/>
-          <w:sz w:val="16"/>
-          <w:szCs w:val="16"/>
-        </w:rPr>
-      </w:pPr>
-      <w:r>
-        <w:rPr>
-          <w:rFonts w:ascii="Courier New" w:hAnsi="Courier New" w:cs="Courier New"/>
-          <w:sz w:val="16"/>
-          <w:szCs w:val="16"/>
-        </w:rPr>
-        <w:t xml:space="preserve">    "content": "It is because of a phenomenon called Rayleigh scattering. Sunlight reaches Earth's atmosphere and is scattered in all directions by gases and particles in the air. Blue light is scattered more than the other </w:t>
-      </w:r>
-      <w:proofErr w:type="spellStart"/>
-      <w:r>
-        <w:rPr>
-          <w:rFonts w:ascii="Courier New" w:hAnsi="Courier New" w:cs="Courier New"/>
-          <w:sz w:val="16"/>
-          <w:szCs w:val="16"/>
-        </w:rPr>
-        <w:t>colors</w:t>
-      </w:r>
-      <w:proofErr w:type="spellEnd"/>
-      <w:r>
-        <w:rPr>
-          <w:rFonts w:ascii="Courier New" w:hAnsi="Courier New" w:cs="Courier New"/>
-          <w:sz w:val="16"/>
-          <w:szCs w:val="16"/>
-        </w:rPr>
-        <w:t xml:space="preserve"> because it travels as shorter, smaller waves. At sunset, the sun is lower on </w:t>
-      </w:r>
-      <w:r>
-        <w:rPr>
-          <w:rFonts w:ascii="Courier New" w:hAnsi="Courier New" w:cs="Courier New"/>
-          <w:sz w:val="16"/>
-          <w:szCs w:val="16"/>
-        </w:rPr>
-        <w:lastRenderedPageBreak/>
-        <w:t xml:space="preserve">the horizon, so the light </w:t>
-      </w:r>
-      <w:proofErr w:type="gramStart"/>
-      <w:r>
-        <w:rPr>
-          <w:rFonts w:ascii="Courier New" w:hAnsi="Courier New" w:cs="Courier New"/>
-          <w:sz w:val="16"/>
-          <w:szCs w:val="16"/>
-        </w:rPr>
-        <w:t>has to</w:t>
-      </w:r>
-      <w:proofErr w:type="gramEnd"/>
-      <w:r>
-        <w:rPr>
-          <w:rFonts w:ascii="Courier New" w:hAnsi="Courier New" w:cs="Courier New"/>
-          <w:sz w:val="16"/>
-          <w:szCs w:val="16"/>
-        </w:rPr>
-        <w:t xml:space="preserve"> pass through more atmosphere. This scatters out the blue light and allows longer wavelengths, like red and yellow, to pass straight through to your eyes."</w:t>
-      </w:r>
-    </w:p>
-    <w:p>
-      <w:pPr>
-        <w:spacing w:after="0" w:line="240" w:lineRule="auto"/>
-        <w:ind w:left="1440"/>
-        <w:rPr>
-          <w:rFonts w:ascii="Courier New" w:hAnsi="Courier New" w:cs="Courier New"/>
-          <w:sz w:val="16"/>
-          <w:szCs w:val="16"/>
-        </w:rPr>
-      </w:pPr>
-      <w:r>
-        <w:rPr>
-          <w:rFonts w:ascii="Courier New" w:hAnsi="Courier New" w:cs="Courier New"/>
-          <w:sz w:val="16"/>
-          <w:szCs w:val="16"/>
-        </w:rPr>
-        <w:t xml:space="preserve">  },</w:t>
-      </w:r>
-    </w:p>
-    <w:p>
-      <w:pPr>
-        <w:spacing w:after="0" w:line="240" w:lineRule="auto"/>
-        <w:ind w:left="1440"/>
-        <w:rPr>
-          <w:rFonts w:ascii="Courier New" w:hAnsi="Courier New" w:cs="Courier New"/>
-          <w:sz w:val="16"/>
-          <w:szCs w:val="16"/>
-        </w:rPr>
-      </w:pPr>
-      <w:r>
-        <w:rPr>
-          <w:rFonts w:ascii="Courier New" w:hAnsi="Courier New" w:cs="Courier New"/>
-          <w:sz w:val="16"/>
-          <w:szCs w:val="16"/>
-        </w:rPr>
-        <w:t xml:space="preserve">  {</w:t>
-      </w:r>
-    </w:p>
-    <w:p>
-      <w:pPr>
-        <w:spacing w:after="0" w:line="240" w:lineRule="auto"/>
-        <w:ind w:left="1440"/>
-        <w:rPr>
-          <w:rFonts w:ascii="Courier New" w:hAnsi="Courier New" w:cs="Courier New"/>
-          <w:sz w:val="16"/>
-          <w:szCs w:val="16"/>
-        </w:rPr>
-      </w:pPr>
-      <w:r>
-        <w:rPr>
-          <w:rFonts w:ascii="Courier New" w:hAnsi="Courier New" w:cs="Courier New"/>
-          <w:sz w:val="16"/>
-          <w:szCs w:val="16"/>
-        </w:rPr>
-        <w:t xml:space="preserve">    "role": "user",</w:t>
-      </w:r>
-    </w:p>
-    <w:p>
-      <w:pPr>
-        <w:spacing w:after="0" w:line="240" w:lineRule="auto"/>
-        <w:ind w:left="1440"/>
-        <w:rPr>
-          <w:rFonts w:ascii="Courier New" w:hAnsi="Courier New" w:cs="Courier New"/>
-          <w:sz w:val="16"/>
-          <w:szCs w:val="16"/>
-        </w:rPr>
-      </w:pPr>
-      <w:r>
-        <w:rPr>
-          <w:rFonts w:ascii="Courier New" w:hAnsi="Courier New" w:cs="Courier New"/>
-          <w:sz w:val="16"/>
-          <w:szCs w:val="16"/>
-        </w:rPr>
-        <w:t xml:space="preserve">    "content": "Can you summarize that explanation into just one short sentence for a 5-year-old?"</w:t>
-      </w:r>
-    </w:p>
-    <w:p>
-      <w:pPr>
-        <w:spacing w:after="0" w:line="240" w:lineRule="auto"/>
-        <w:ind w:left="1440"/>
-        <w:rPr>
-          <w:rFonts w:ascii="Courier New" w:hAnsi="Courier New" w:cs="Courier New"/>
-          <w:sz w:val="16"/>
-          <w:szCs w:val="16"/>
-        </w:rPr>
-      </w:pPr>
-      <w:r>
-        <w:rPr>
-          <w:rFonts w:ascii="Courier New" w:hAnsi="Courier New" w:cs="Courier New"/>
-          <w:sz w:val="16"/>
-          <w:szCs w:val="16"/>
-        </w:rPr>
-        <w:t xml:space="preserve">  },</w:t>
-      </w:r>
-    </w:p>
-    <w:p>
-      <w:pPr>
-        <w:spacing w:after="0" w:line="240" w:lineRule="auto"/>
-        <w:ind w:left="1440"/>
-        <w:rPr>
-          <w:rFonts w:ascii="Courier New" w:hAnsi="Courier New" w:cs="Courier New"/>
-          <w:sz w:val="16"/>
-          <w:szCs w:val="16"/>
-        </w:rPr>
-      </w:pPr>
-      <w:r>
-        <w:rPr>
-          <w:rFonts w:ascii="Courier New" w:hAnsi="Courier New" w:cs="Courier New"/>
-          <w:sz w:val="16"/>
-          <w:szCs w:val="16"/>
-        </w:rPr>
-        <w:t xml:space="preserve">  {</w:t>
-      </w:r>
-    </w:p>
-    <w:p>
-      <w:pPr>
-        <w:spacing w:after="0" w:line="240" w:lineRule="auto"/>
-        <w:ind w:left="1440"/>
-        <w:rPr>
-          <w:rFonts w:ascii="Courier New" w:hAnsi="Courier New" w:cs="Courier New"/>
-          <w:sz w:val="16"/>
-          <w:szCs w:val="16"/>
-        </w:rPr>
-      </w:pPr>
-      <w:r>
-        <w:rPr>
-          <w:rFonts w:ascii="Courier New" w:hAnsi="Courier New" w:cs="Courier New"/>
-          <w:sz w:val="16"/>
-          <w:szCs w:val="16"/>
-        </w:rPr>
-        <w:t xml:space="preserve">    "role": "assistant",</w:t>
-      </w:r>
-    </w:p>
-    <w:p>
-      <w:pPr>
-        <w:spacing w:after="0" w:line="240" w:lineRule="auto"/>
-        <w:ind w:left="1440"/>
-        <w:rPr>
-          <w:rFonts w:ascii="Courier New" w:hAnsi="Courier New" w:cs="Courier New"/>
-          <w:sz w:val="16"/>
-          <w:szCs w:val="16"/>
-        </w:rPr>
-      </w:pPr>
-      <w:r>
-        <w:rPr>
-          <w:rFonts w:ascii="Courier New" w:hAnsi="Courier New" w:cs="Courier New"/>
-          <w:sz w:val="16"/>
-          <w:szCs w:val="16"/>
-        </w:rPr>
-        <w:t xml:space="preserve">    "content": "The air scatters away the blue light during the day, but at sunset, the light has to travel so far that only the red light makes it to your eyes."</w:t>
-      </w:r>
-    </w:p>
-    <w:p>
-      <w:pPr>
-        <w:spacing w:after="0" w:line="240" w:lineRule="auto"/>
-        <w:ind w:left="1440"/>
-        <w:rPr>
-          <w:rFonts w:ascii="Courier New" w:hAnsi="Courier New" w:cs="Courier New"/>
-          <w:sz w:val="16"/>
-          <w:szCs w:val="16"/>
-        </w:rPr>
-      </w:pPr>
-      <w:r>
-        <w:rPr>
-          <w:rFonts w:ascii="Courier New" w:hAnsi="Courier New" w:cs="Courier New"/>
-          <w:sz w:val="16"/>
-          <w:szCs w:val="16"/>
-        </w:rPr>
-        <w:t xml:space="preserve">  }</w:t>
-      </w:r>
-    </w:p>
-    <w:p>
-      <w:pPr>
-        <w:spacing w:after="0" w:line="240" w:lineRule="auto"/>
-        <w:ind w:left="1440"/>
-        <w:rPr>
-          <w:rFonts w:ascii="Courier New" w:hAnsi="Courier New" w:cs="Courier New"/>
-          <w:sz w:val="16"/>
-          <w:szCs w:val="16"/>
-        </w:rPr>
-      </w:pPr>
-      <w:r>
-        <w:rPr>
-          <w:rFonts w:ascii="Courier New" w:hAnsi="Courier New" w:cs="Courier New"/>
-          <w:sz w:val="16"/>
-          <w:szCs w:val="16"/>
-        </w:rPr>
-        <w:t>]</w:t>
-      </w:r>
-    </w:p>
-    <w:p>
-      <w:pPr>
-        <w:spacing w:after="0" w:line="240" w:lineRule="auto"/>
-        <w:ind w:left="1440"/>
-        <w:rPr>
-          <w:rFonts w:ascii="Courier New" w:hAnsi="Courier New" w:cs="Courier New"/>
-          <w:sz w:val="16"/>
-          <w:szCs w:val="16"/>
-        </w:rPr>
-      </w:pPr>
-      <w:r>
-        <w:rPr>
-          <w:rFonts w:ascii="Courier New" w:hAnsi="Courier New" w:cs="Courier New"/>
-          <w:sz w:val="16"/>
-          <w:szCs w:val="16"/>
-        </w:rPr>
-        <w:t>[</w:t>
-      </w:r>
-    </w:p>
-    <w:p>
-      <w:pPr>
-        <w:spacing w:after="0" w:line="240" w:lineRule="auto"/>
-        <w:ind w:left="1440"/>
-        <w:rPr>
-          <w:rFonts w:ascii="Courier New" w:hAnsi="Courier New" w:cs="Courier New"/>
-          <w:sz w:val="16"/>
-          <w:szCs w:val="16"/>
-        </w:rPr>
-      </w:pPr>
-      <w:r>
-        <w:rPr>
-          <w:rFonts w:ascii="Courier New" w:hAnsi="Courier New" w:cs="Courier New"/>
-          <w:sz w:val="16"/>
-          <w:szCs w:val="16"/>
-        </w:rPr>
-        <w:t xml:space="preserve">  {</w:t>
-      </w:r>
-    </w:p>
-    <w:p>
-      <w:pPr>
-        <w:spacing w:after="0" w:line="240" w:lineRule="auto"/>
-        <w:ind w:left="1440"/>
-        <w:rPr>
-          <w:rFonts w:ascii="Courier New" w:hAnsi="Courier New" w:cs="Courier New"/>
-          <w:sz w:val="16"/>
-          <w:szCs w:val="16"/>
-        </w:rPr>
-      </w:pPr>
-      <w:r>
-        <w:rPr>
-          <w:rFonts w:ascii="Courier New" w:hAnsi="Courier New" w:cs="Courier New"/>
-          <w:sz w:val="16"/>
-          <w:szCs w:val="16"/>
-        </w:rPr>
-        <w:t xml:space="preserve">    "role": "user",</w:t>
-      </w:r>
-    </w:p>
-    <w:p>
-      <w:pPr>
-        <w:spacing w:after="0" w:line="240" w:lineRule="auto"/>
-        <w:ind w:left="1440"/>
-        <w:rPr>
-          <w:rFonts w:ascii="Courier New" w:hAnsi="Courier New" w:cs="Courier New"/>
-          <w:sz w:val="16"/>
-          <w:szCs w:val="16"/>
-        </w:rPr>
-      </w:pPr>
-      <w:r>
-        <w:rPr>
-          <w:rFonts w:ascii="Courier New" w:hAnsi="Courier New" w:cs="Courier New"/>
-          <w:sz w:val="16"/>
-          <w:szCs w:val="16"/>
-        </w:rPr>
-        <w:t xml:space="preserve">    "content": "Hi, I was charged twice for my subscription this month. Can I get a refund?"</w:t>
-      </w:r>
-    </w:p>
-    <w:p>
-      <w:pPr>
-        <w:spacing w:after="0" w:line="240" w:lineRule="auto"/>
-        <w:ind w:left="1440"/>
-        <w:rPr>
-          <w:rFonts w:ascii="Courier New" w:hAnsi="Courier New" w:cs="Courier New"/>
-          <w:sz w:val="16"/>
-          <w:szCs w:val="16"/>
-        </w:rPr>
-      </w:pPr>
-      <w:r>
-        <w:rPr>
-          <w:rFonts w:ascii="Courier New" w:hAnsi="Courier New" w:cs="Courier New"/>
-          <w:sz w:val="16"/>
-          <w:szCs w:val="16"/>
-        </w:rPr>
-        <w:t xml:space="preserve">  },</w:t>
-      </w:r>
-    </w:p>
-    <w:p>
-      <w:pPr>
-        <w:spacing w:after="0" w:line="240" w:lineRule="auto"/>
-        <w:ind w:left="1440"/>
-        <w:rPr>
-          <w:rFonts w:ascii="Courier New" w:hAnsi="Courier New" w:cs="Courier New"/>
-          <w:sz w:val="16"/>
-          <w:szCs w:val="16"/>
-        </w:rPr>
-      </w:pPr>
-      <w:r>
-        <w:rPr>
-          <w:rFonts w:ascii="Courier New" w:hAnsi="Courier New" w:cs="Courier New"/>
-          <w:sz w:val="16"/>
-          <w:szCs w:val="16"/>
-        </w:rPr>
-        <w:t xml:space="preserve">  {</w:t>
-      </w:r>
-    </w:p>
-    <w:p>
-      <w:pPr>
-        <w:spacing w:after="0" w:line="240" w:lineRule="auto"/>
-        <w:ind w:left="1440"/>
-        <w:rPr>
-          <w:rFonts w:ascii="Courier New" w:hAnsi="Courier New" w:cs="Courier New"/>
-          <w:sz w:val="16"/>
-          <w:szCs w:val="16"/>
-        </w:rPr>
-      </w:pPr>
-      <w:r>
-        <w:rPr>
-          <w:rFonts w:ascii="Courier New" w:hAnsi="Courier New" w:cs="Courier New"/>
-          <w:sz w:val="16"/>
-          <w:szCs w:val="16"/>
-        </w:rPr>
-        <w:t xml:space="preserve">    "role": "assistant",</w:t>
-      </w:r>
-    </w:p>
-    <w:p>
-      <w:pPr>
-        <w:spacing w:after="0" w:line="240" w:lineRule="auto"/>
-        <w:ind w:left="1440"/>
-        <w:rPr>
-          <w:rFonts w:ascii="Courier New" w:hAnsi="Courier New" w:cs="Courier New"/>
-          <w:sz w:val="16"/>
-          <w:szCs w:val="16"/>
-        </w:rPr>
-      </w:pPr>
-      <w:r>
-        <w:rPr>
-          <w:rFonts w:ascii="Courier New" w:hAnsi="Courier New" w:cs="Courier New"/>
-          <w:sz w:val="16"/>
-          <w:szCs w:val="16"/>
-        </w:rPr>
-        <w:t xml:space="preserve">    "content": "Hello! I am very sorry to hear that you were billed twice. I can certainly help </w:t>
-      </w:r>
-      <w:proofErr w:type="gramStart"/>
-      <w:r>
-        <w:rPr>
-          <w:rFonts w:ascii="Courier New" w:hAnsi="Courier New" w:cs="Courier New"/>
-          <w:sz w:val="16"/>
-          <w:szCs w:val="16"/>
-        </w:rPr>
-        <w:t>look into</w:t>
-      </w:r>
-      <w:proofErr w:type="gramEnd"/>
-      <w:r>
-        <w:rPr>
-          <w:rFonts w:ascii="Courier New" w:hAnsi="Courier New" w:cs="Courier New"/>
-          <w:sz w:val="16"/>
-          <w:szCs w:val="16"/>
-        </w:rPr>
-        <w:t xml:space="preserve"> this and process a refund for the duplicate charge. To get started, could you please provide the email address associated with your account and the transaction IDs from your receipt?"</w:t>
-      </w:r>
-    </w:p>
-    <w:p>
-      <w:pPr>
-        <w:spacing w:after="0" w:line="240" w:lineRule="auto"/>
-        <w:ind w:left="1440"/>
-        <w:rPr>
-          <w:rFonts w:ascii="Courier New" w:hAnsi="Courier New" w:cs="Courier New"/>
-          <w:sz w:val="16"/>
-          <w:szCs w:val="16"/>
-        </w:rPr>
-      </w:pPr>
-      <w:r>
-        <w:rPr>
-          <w:rFonts w:ascii="Courier New" w:hAnsi="Courier New" w:cs="Courier New"/>
-          <w:sz w:val="16"/>
-          <w:szCs w:val="16"/>
-        </w:rPr>
-        <w:t xml:space="preserve">  },</w:t>
-      </w:r>
-    </w:p>
-    <w:p>
-      <w:pPr>
-        <w:spacing w:after="0" w:line="240" w:lineRule="auto"/>
-        <w:ind w:left="1440"/>
-        <w:rPr>
-          <w:rFonts w:ascii="Courier New" w:hAnsi="Courier New" w:cs="Courier New"/>
-          <w:sz w:val="16"/>
-          <w:szCs w:val="16"/>
-        </w:rPr>
-      </w:pPr>
-      <w:r>
-        <w:rPr>
-          <w:rFonts w:ascii="Courier New" w:hAnsi="Courier New" w:cs="Courier New"/>
-          <w:sz w:val="16"/>
-          <w:szCs w:val="16"/>
-        </w:rPr>
-        <w:t xml:space="preserve">  {</w:t>
-      </w:r>
-    </w:p>
-    <w:p>
-      <w:pPr>
-        <w:spacing w:after="0" w:line="240" w:lineRule="auto"/>
-        <w:ind w:left="1440"/>
-        <w:rPr>
-          <w:rFonts w:ascii="Courier New" w:hAnsi="Courier New" w:cs="Courier New"/>
-          <w:sz w:val="16"/>
-          <w:szCs w:val="16"/>
-        </w:rPr>
-      </w:pPr>
-      <w:r>
-        <w:rPr>
-          <w:rFonts w:ascii="Courier New" w:hAnsi="Courier New" w:cs="Courier New"/>
-          <w:sz w:val="16"/>
-          <w:szCs w:val="16"/>
-        </w:rPr>
-        <w:t xml:space="preserve">    "role": "user",</w:t>
-      </w:r>
-    </w:p>
-    <w:p>
-      <w:pPr>
-        <w:spacing w:after="0" w:line="240" w:lineRule="auto"/>
-        <w:ind w:left="1440"/>
-        <w:rPr>
-          <w:rFonts w:ascii="Courier New" w:hAnsi="Courier New" w:cs="Courier New"/>
-          <w:sz w:val="16"/>
-          <w:szCs w:val="16"/>
-        </w:rPr>
-      </w:pPr>
-      <w:r>
-        <w:rPr>
-          <w:rFonts w:ascii="Courier New" w:hAnsi="Courier New" w:cs="Courier New"/>
-          <w:sz w:val="16"/>
-          <w:szCs w:val="16"/>
-        </w:rPr>
-        <w:t xml:space="preserve">    "content": "My email is test@email.com. The two transaction numbers are TXN-9981 and TXN-9982."</w:t>
-      </w:r>
-    </w:p>
-    <w:p>
-      <w:pPr>
-        <w:spacing w:after="0" w:line="240" w:lineRule="auto"/>
-        <w:ind w:left="1440"/>
-        <w:rPr>
-          <w:rFonts w:ascii="Courier New" w:hAnsi="Courier New" w:cs="Courier New"/>
-          <w:sz w:val="16"/>
-          <w:szCs w:val="16"/>
-        </w:rPr>
-      </w:pPr>
-      <w:r>
-        <w:rPr>
-          <w:rFonts w:ascii="Courier New" w:hAnsi="Courier New" w:cs="Courier New"/>
-          <w:sz w:val="16"/>
-          <w:szCs w:val="16"/>
-        </w:rPr>
-        <w:t xml:space="preserve">  },</w:t>
-      </w:r>
-    </w:p>
-    <w:p>
-      <w:pPr>
-        <w:spacing w:after="0" w:line="240" w:lineRule="auto"/>
-        <w:ind w:left="1440"/>
-        <w:rPr>
-          <w:rFonts w:ascii="Courier New" w:hAnsi="Courier New" w:cs="Courier New"/>
-          <w:sz w:val="16"/>
-          <w:szCs w:val="16"/>
-        </w:rPr>
-      </w:pPr>
-      <w:r>
-        <w:rPr>
-          <w:rFonts w:ascii="Courier New" w:hAnsi="Courier New" w:cs="Courier New"/>
-          <w:sz w:val="16"/>
-          <w:szCs w:val="16"/>
-        </w:rPr>
-        <w:t xml:space="preserve">  {</w:t>
-      </w:r>
-    </w:p>
-    <w:p>
-      <w:pPr>
-        <w:spacing w:after="0" w:line="240" w:lineRule="auto"/>
-        <w:ind w:left="1440"/>
-        <w:rPr>
-          <w:rFonts w:ascii="Courier New" w:hAnsi="Courier New" w:cs="Courier New"/>
-          <w:sz w:val="16"/>
-          <w:szCs w:val="16"/>
-        </w:rPr>
-      </w:pPr>
-      <w:r>
-        <w:rPr>
-          <w:rFonts w:ascii="Courier New" w:hAnsi="Courier New" w:cs="Courier New"/>
-          <w:sz w:val="16"/>
-          <w:szCs w:val="16"/>
-        </w:rPr>
-        <w:t xml:space="preserve">    "role": "assistant",</w:t>
-      </w:r>
-    </w:p>
-    <w:p>
-      <w:pPr>
-        <w:spacing w:after="0" w:line="240" w:lineRule="auto"/>
-        <w:ind w:left="1440"/>
-        <w:rPr>
-          <w:rFonts w:ascii="Courier New" w:hAnsi="Courier New" w:cs="Courier New"/>
-          <w:sz w:val="16"/>
-          <w:szCs w:val="16"/>
-        </w:rPr>
-      </w:pPr>
-      <w:r>
-        <w:rPr>
-          <w:rFonts w:ascii="Courier New" w:hAnsi="Courier New" w:cs="Courier New"/>
-          <w:sz w:val="16"/>
-          <w:szCs w:val="16"/>
-        </w:rPr>
-        <w:t xml:space="preserve">    "content": "Thank you for providing those details. I have located your account and verified the duplicate billing for TXN-9982. I have just initiated a refund of $14.99 back to your original payment method. It should reflect in your bank account within 3 to 5 business days. Is there anything else I can assist you with today?"</w:t>
-      </w:r>
-    </w:p>
-    <w:p>
-      <w:pPr>
-        <w:spacing w:after="0" w:line="240" w:lineRule="auto"/>
-        <w:ind w:left="1440"/>
-        <w:rPr>
-          <w:rFonts w:ascii="Courier New" w:hAnsi="Courier New" w:cs="Courier New"/>
-          <w:sz w:val="16"/>
-          <w:szCs w:val="16"/>
-        </w:rPr>
-      </w:pPr>
-      <w:r>
-        <w:rPr>
-          <w:rFonts w:ascii="Courier New" w:hAnsi="Courier New" w:cs="Courier New"/>
-          <w:sz w:val="16"/>
-          <w:szCs w:val="16"/>
-        </w:rPr>
-        <w:t xml:space="preserve">  }</w:t>
-      </w:r>
-    </w:p>
-    <w:p>
-      <w:pPr>
-        <w:spacing w:after="0" w:line="240" w:lineRule="auto"/>
-        <w:ind w:left="1440"/>
-        <w:rPr>
-          <w:rFonts w:ascii="Courier New" w:hAnsi="Courier New" w:cs="Courier New"/>
-          <w:sz w:val="16"/>
-          <w:szCs w:val="16"/>
-        </w:rPr>
-      </w:pPr>
-      <w:r>
-        <w:rPr>
-          <w:rFonts w:ascii="Courier New" w:hAnsi="Courier New" w:cs="Courier New"/>
-          <w:sz w:val="16"/>
-          <w:szCs w:val="16"/>
-        </w:rPr>
-        <w:t>]</w:t>
+        <w:t xml:space="preserve">training </w:t>
+      </w:r>
+      <w:r>
+        <w:rPr>
+          <w:b/>
+          <w:bCs/>
+          <w:sz w:val="16"/>
+          <w:szCs w:val="16"/>
+        </w:rPr>
+        <w:t>dataset</w:t>
+      </w:r>
+      <w:r>
+        <w:rPr>
+          <w:b/>
+          <w:bCs/>
+          <w:sz w:val="16"/>
+          <w:szCs w:val="16"/>
+        </w:rPr>
+        <w:t>s</w:t>
+      </w:r>
+      <w:r>
+        <w:rPr>
+          <w:b/>
+          <w:bCs/>
+          <w:sz w:val="16"/>
+          <w:szCs w:val="16"/>
+        </w:rPr>
+        <w:t>:</w:t>
       </w:r>
     </w:p>
     <w:p>
@@ -3077,6 +2787,57 @@
           <w:szCs w:val="16"/>
         </w:rPr>
       </w:pPr>
+      <w:r>
+        <w:rPr>
+          <w:rFonts w:ascii="Courier New" w:hAnsi="Courier New" w:cs="Courier New"/>
+          <w:noProof/>
+          <w:sz w:val="16"/>
+          <w:szCs w:val="16"/>
+        </w:rPr>
+        <w:lastRenderedPageBreak/>
+        <w:drawing>
+          <wp:inline distT="0" distB="0" distL="0" distR="0" wp14:anchorId="35FCD198" wp14:editId="142485D6">
+            <wp:extent cx="5964787" cy="2419882"/>
+            <wp:effectExtent l="0" t="0" r="0" b="0"/>
+            <wp:docPr id="1" name="Picture 1"/>
+            <wp:cNvGraphicFramePr>
+              <a:graphicFrameLocks xmlns:a="http://schemas.openxmlformats.org/drawingml/2006/main" noChangeAspect="1"/>
+            </wp:cNvGraphicFramePr>
+            <a:graphic xmlns:a="http://schemas.openxmlformats.org/drawingml/2006/main">
+              <a:graphicData uri="http://schemas.openxmlformats.org/drawingml/2006/picture">
+                <pic:pic xmlns:pic="http://schemas.openxmlformats.org/drawingml/2006/picture">
+                  <pic:nvPicPr>
+                    <pic:cNvPr id="1" name=""/>
+                    <pic:cNvPicPr/>
+                  </pic:nvPicPr>
+                  <pic:blipFill rotWithShape="1">
+                    <a:blip r:embed="rId12"/>
+                    <a:srcRect r="18210"/>
+                    <a:stretch/>
+                  </pic:blipFill>
+                  <pic:spPr bwMode="auto">
+                    <a:xfrm>
+                      <a:off x="0" y="0"/>
+                      <a:ext cx="6025390" cy="2444468"/>
+                    </a:xfrm>
+                    <a:prstGeom prst="rect">
+                      <a:avLst/>
+                    </a:prstGeom>
+                    <a:ln>
+                      <a:noFill/>
+                    </a:ln>
+                    <a:extLst>
+                      <a:ext uri="{53640926-AAD7-44D8-BBD7-CCE9431645EC}">
+                        <a14:shadowObscured xmlns:a14="http://schemas.microsoft.com/office/drawing/2010/main"/>
+                      </a:ext>
+                    </a:extLst>
+                  </pic:spPr>
+                </pic:pic>
+              </a:graphicData>
+            </a:graphic>
+          </wp:inline>
+        </w:drawing>
+      </w:r>
     </w:p>
     <w:p>
       <w:pPr>
@@ -3086,9 +2847,21 @@
           <w:numId w:val="1"/>
         </w:numPr>
       </w:pPr>
-      <w:bookmarkStart w:id="4" w:name="_Toc234777358"/>
+      <w:bookmarkStart w:id="4" w:name="_Toc243279752"/>
       <w:r>
         <w:t>Instruction Tuned models</w:t>
+      </w:r>
+      <w:r>
+        <w:t xml:space="preserve"> (</w:t>
+      </w:r>
+      <w:r>
+        <w:rPr>
+          <w:rFonts w:ascii="Courier New" w:hAnsi="Courier New" w:cs="Courier New"/>
+        </w:rPr>
+        <w:t>instruct</w:t>
+      </w:r>
+      <w:r>
+        <w:t xml:space="preserve"> models)</w:t>
       </w:r>
       <w:bookmarkEnd w:id="4"/>
     </w:p>
@@ -3116,7 +2889,7 @@
                     <pic:cNvPicPr/>
                   </pic:nvPicPr>
                   <pic:blipFill>
-                    <a:blip r:embed="rId12"/>
+                    <a:blip r:embed="rId13"/>
                     <a:stretch>
                       <a:fillRect/>
                     </a:stretch>
@@ -3151,64 +2924,48 @@
           <w:sz w:val="20"/>
           <w:szCs w:val="20"/>
         </w:rPr>
-        <w:t xml:space="preserve">A typical dataset for instruction fine-tuning </w:t>
-      </w:r>
-      <w:proofErr w:type="gramStart"/>
+        <w:t xml:space="preserve">A typical dataset for instruction fine-tuning consists </w:t>
+      </w:r>
       <w:r>
         <w:rPr>
           <w:sz w:val="20"/>
           <w:szCs w:val="20"/>
         </w:rPr>
-        <w:t>consists</w:t>
-      </w:r>
-      <w:proofErr w:type="gramEnd"/>
+        <w:t xml:space="preserve">a) </w:t>
+      </w:r>
       <w:r>
         <w:rPr>
           <w:sz w:val="20"/>
           <w:szCs w:val="20"/>
         </w:rPr>
-        <w:t xml:space="preserve"> </w:t>
+        <w:t xml:space="preserve">Instruction, </w:t>
       </w:r>
       <w:r>
         <w:rPr>
           <w:sz w:val="20"/>
           <w:szCs w:val="20"/>
         </w:rPr>
-        <w:t xml:space="preserve">a) </w:t>
+        <w:t xml:space="preserve">b) </w:t>
       </w:r>
       <w:r>
         <w:rPr>
           <w:sz w:val="20"/>
           <w:szCs w:val="20"/>
         </w:rPr>
-        <w:t xml:space="preserve">Instruction, </w:t>
+        <w:t xml:space="preserve">Input Query and </w:t>
       </w:r>
       <w:r>
         <w:rPr>
           <w:sz w:val="20"/>
           <w:szCs w:val="20"/>
         </w:rPr>
-        <w:t xml:space="preserve">b) </w:t>
+        <w:t xml:space="preserve">c) </w:t>
       </w:r>
       <w:r>
         <w:rPr>
           <w:sz w:val="20"/>
           <w:szCs w:val="20"/>
         </w:rPr>
-        <w:t xml:space="preserve">Input Query and </w:t>
-      </w:r>
-      <w:r>
-        <w:rPr>
-          <w:sz w:val="20"/>
-          <w:szCs w:val="20"/>
-        </w:rPr>
-        <w:t xml:space="preserve">c) </w:t>
-      </w:r>
-      <w:r>
-        <w:rPr>
-          <w:sz w:val="20"/>
-          <w:szCs w:val="20"/>
-        </w:rPr>
         <w:t>Output Response.</w:t>
       </w:r>
     </w:p>
@@ -3336,6 +3093,99 @@
           <w:sz w:val="16"/>
           <w:szCs w:val="16"/>
         </w:rPr>
+        <w:t>Another example</w:t>
+      </w:r>
+      <w:r>
+        <w:rPr>
+          <w:sz w:val="16"/>
+          <w:szCs w:val="16"/>
+        </w:rPr>
+        <w:t xml:space="preserve"> of instruction dataset</w:t>
+      </w:r>
+      <w:r>
+        <w:rPr>
+          <w:sz w:val="16"/>
+          <w:szCs w:val="16"/>
+        </w:rPr>
+        <w:t>:</w:t>
+      </w:r>
+    </w:p>
+    <w:p>
+      <w:pPr>
+        <w:spacing w:before="240" w:after="0" w:line="240" w:lineRule="auto"/>
+        <w:ind w:left="1440"/>
+        <w:rPr>
+          <w:sz w:val="16"/>
+          <w:szCs w:val="16"/>
+        </w:rPr>
+      </w:pPr>
+      <w:r>
+        <w:rPr>
+          <w:noProof/>
+          <w:sz w:val="16"/>
+          <w:szCs w:val="16"/>
+        </w:rPr>
+        <w:drawing>
+          <wp:inline distT="0" distB="0" distL="0" distR="0" wp14:anchorId="432D9FD3" wp14:editId="309A2A18">
+            <wp:extent cx="5731510" cy="1569085"/>
+            <wp:effectExtent l="0" t="0" r="2540" b="0"/>
+            <wp:docPr id="2" name="Picture 2"/>
+            <wp:cNvGraphicFramePr>
+              <a:graphicFrameLocks xmlns:a="http://schemas.openxmlformats.org/drawingml/2006/main" noChangeAspect="1"/>
+            </wp:cNvGraphicFramePr>
+            <a:graphic xmlns:a="http://schemas.openxmlformats.org/drawingml/2006/main">
+              <a:graphicData uri="http://schemas.openxmlformats.org/drawingml/2006/picture">
+                <pic:pic xmlns:pic="http://schemas.openxmlformats.org/drawingml/2006/picture">
+                  <pic:nvPicPr>
+                    <pic:cNvPr id="1" name=""/>
+                    <pic:cNvPicPr/>
+                  </pic:nvPicPr>
+                  <pic:blipFill>
+                    <a:blip r:embed="rId14"/>
+                    <a:stretch>
+                      <a:fillRect/>
+                    </a:stretch>
+                  </pic:blipFill>
+                  <pic:spPr>
+                    <a:xfrm>
+                      <a:off x="0" y="0"/>
+                      <a:ext cx="5731510" cy="1569085"/>
+                    </a:xfrm>
+                    <a:prstGeom prst="rect">
+                      <a:avLst/>
+                    </a:prstGeom>
+                  </pic:spPr>
+                </pic:pic>
+              </a:graphicData>
+            </a:graphic>
+          </wp:inline>
+        </w:drawing>
+      </w:r>
+    </w:p>
+    <w:p>
+      <w:pPr>
+        <w:spacing w:before="240" w:after="0" w:line="240" w:lineRule="auto"/>
+        <w:ind w:left="1440"/>
+        <w:rPr>
+          <w:sz w:val="16"/>
+          <w:szCs w:val="16"/>
+        </w:rPr>
+      </w:pPr>
+    </w:p>
+    <w:p>
+      <w:pPr>
+        <w:spacing w:before="240" w:after="0" w:line="240" w:lineRule="auto"/>
+        <w:ind w:left="1440"/>
+        <w:rPr>
+          <w:sz w:val="16"/>
+          <w:szCs w:val="16"/>
+        </w:rPr>
+      </w:pPr>
+      <w:r>
+        <w:rPr>
+          <w:sz w:val="16"/>
+          <w:szCs w:val="16"/>
+        </w:rPr>
         <w:t xml:space="preserve">One highly popular </w:t>
       </w:r>
       <w:r>
@@ -3360,7 +3210,7 @@
         </w:rPr>
         <w:t xml:space="preserve">for instruction fine tuning is </w:t>
       </w:r>
-      <w:hyperlink r:id="rId13" w:history="1">
+      <w:hyperlink r:id="rId15" w:history="1">
         <w:r>
           <w:rPr>
             <w:rStyle w:val="Hyperlink"/>
@@ -3377,7 +3227,7 @@
         </w:rPr>
         <w:t xml:space="preserve"> on </w:t>
       </w:r>
-      <w:hyperlink r:id="rId14" w:history="1">
+      <w:hyperlink r:id="rId16" w:history="1">
         <w:r>
           <w:rPr>
             <w:rStyle w:val="Hyperlink"/>
@@ -3401,7 +3251,7 @@
         </w:rPr>
         <w:t xml:space="preserve"> And </w:t>
       </w:r>
-      <w:hyperlink r:id="rId15" w:history="1">
+      <w:hyperlink r:id="rId17" w:history="1">
         <w:r>
           <w:rPr>
             <w:rStyle w:val="Hyperlink"/>
@@ -3457,16 +3307,17 @@
         <w:spacing w:before="120" w:after="120" w:line="240" w:lineRule="auto"/>
         <w:ind w:left="1797" w:hanging="357"/>
         <w:rPr>
-          <w:sz w:val="16"/>
-          <w:szCs w:val="16"/>
-        </w:rPr>
-      </w:pPr>
-      <w:r>
-        <w:rPr>
-          <w:sz w:val="16"/>
-          <w:szCs w:val="16"/>
-        </w:rPr>
-        <w:lastRenderedPageBreak/>
+          <w:rFonts w:ascii="Courier New" w:hAnsi="Courier New" w:cs="Courier New"/>
+          <w:sz w:val="16"/>
+          <w:szCs w:val="16"/>
+        </w:rPr>
+      </w:pPr>
+      <w:r>
+        <w:rPr>
+          <w:rFonts w:ascii="Courier New" w:hAnsi="Courier New" w:cs="Courier New"/>
+          <w:sz w:val="16"/>
+          <w:szCs w:val="16"/>
+        </w:rPr>
         <w:t>ollama run granite4:350m</w:t>
       </w:r>
     </w:p>
@@ -3480,12 +3331,14 @@
         <w:spacing w:before="120" w:after="120" w:line="240" w:lineRule="auto"/>
         <w:ind w:left="1797" w:hanging="357"/>
         <w:rPr>
-          <w:sz w:val="16"/>
-          <w:szCs w:val="16"/>
-        </w:rPr>
-      </w:pPr>
-      <w:r>
-        <w:rPr>
+          <w:rFonts w:ascii="Courier New" w:hAnsi="Courier New" w:cs="Courier New"/>
+          <w:sz w:val="16"/>
+          <w:szCs w:val="16"/>
+        </w:rPr>
+      </w:pPr>
+      <w:r>
+        <w:rPr>
+          <w:rFonts w:ascii="Courier New" w:hAnsi="Courier New" w:cs="Courier New"/>
           <w:sz w:val="16"/>
           <w:szCs w:val="16"/>
         </w:rPr>
@@ -3506,6 +3359,7 @@
           <w:sz w:val="16"/>
           <w:szCs w:val="16"/>
         </w:rPr>
+        <w:lastRenderedPageBreak/>
         <w:t>Give these instructions:</w:t>
       </w:r>
     </w:p>
@@ -3821,7 +3675,7 @@
           <w:numId w:val="1"/>
         </w:numPr>
       </w:pPr>
-      <w:bookmarkStart w:id="5" w:name="_Toc234777359"/>
+      <w:bookmarkStart w:id="5" w:name="_Toc243279753"/>
       <w:r>
         <w:t xml:space="preserve">Mixture of </w:t>
       </w:r>
@@ -3832,6 +3686,18 @@
       <w:proofErr w:type="gramEnd"/>
       <w:r>
         <w:t xml:space="preserve"> model</w:t>
+      </w:r>
+      <w:r>
+        <w:t xml:space="preserve"> (</w:t>
+      </w:r>
+      <w:r>
+        <w:rPr>
+          <w:rFonts w:ascii="Courier New" w:hAnsi="Courier New" w:cs="Courier New"/>
+        </w:rPr>
+        <w:t>moe</w:t>
+      </w:r>
+      <w:r>
+        <w:t xml:space="preserve"> models)</w:t>
       </w:r>
       <w:bookmarkEnd w:id="5"/>
     </w:p>
@@ -3859,7 +3725,7 @@
                     <pic:cNvPicPr/>
                   </pic:nvPicPr>
                   <pic:blipFill>
-                    <a:blip r:embed="rId16"/>
+                    <a:blip r:embed="rId18"/>
                     <a:stretch>
                       <a:fillRect/>
                     </a:stretch>
@@ -3884,7 +3750,7 @@
       <w:pPr>
         <w:pStyle w:val="Heading3"/>
       </w:pPr>
-      <w:bookmarkStart w:id="6" w:name="_Toc234777360"/>
+      <w:bookmarkStart w:id="6" w:name="_Toc243279754"/>
       <w:r>
         <w:t>What is MOE model:</w:t>
       </w:r>
@@ -4066,7 +3932,6 @@
         <w:rPr>
           <w:noProof/>
         </w:rPr>
-        <w:lastRenderedPageBreak/>
         <w:drawing>
           <wp:inline distT="0" distB="0" distL="0" distR="0" wp14:anchorId="367DCB8C" wp14:editId="0BD2EA1B">
             <wp:extent cx="5731510" cy="2563495"/>
@@ -4085,7 +3950,7 @@
                     </pic:cNvPicPr>
                   </pic:nvPicPr>
                   <pic:blipFill>
-                    <a:blip r:embed="rId17" cstate="print">
+                    <a:blip r:embed="rId19" cstate="print">
                       <a:extLst>
                         <a:ext uri="{28A0092B-C50C-407E-A947-70E740481C1C}">
                           <a14:useLocalDpi xmlns:a14="http://schemas.microsoft.com/office/drawing/2010/main" val="0"/>
@@ -4119,17 +3984,233 @@
     </w:p>
     <w:p>
       <w:pPr>
+        <w:pStyle w:val="Heading3"/>
+      </w:pPr>
+      <w:bookmarkStart w:id="7" w:name="_Toc243279755"/>
+      <w:r>
+        <w:lastRenderedPageBreak/>
+        <w:t>Testing an MOE model</w:t>
+      </w:r>
+      <w:bookmarkEnd w:id="7"/>
+    </w:p>
+    <w:p>
+      <w:pPr>
+        <w:spacing w:after="0" w:line="240" w:lineRule="auto"/>
+        <w:ind w:left="357"/>
+        <w:rPr>
+          <w:sz w:val="16"/>
+          <w:szCs w:val="16"/>
+        </w:rPr>
+      </w:pPr>
+      <w:r>
+        <w:rPr>
+          <w:sz w:val="16"/>
+          <w:szCs w:val="16"/>
+        </w:rPr>
+        <w:t xml:space="preserve">You can evaluate an </w:t>
+      </w:r>
+      <w:proofErr w:type="spellStart"/>
+      <w:r>
+        <w:rPr>
+          <w:sz w:val="16"/>
+          <w:szCs w:val="16"/>
+        </w:rPr>
+        <w:t>MoE</w:t>
+      </w:r>
+      <w:proofErr w:type="spellEnd"/>
+      <w:r>
+        <w:rPr>
+          <w:sz w:val="16"/>
+          <w:szCs w:val="16"/>
+        </w:rPr>
+        <w:t xml:space="preserve"> model's capabilities using these specific prompt strategies:</w:t>
+      </w:r>
+    </w:p>
+    <w:p>
+      <w:pPr>
+        <w:numPr>
+          <w:ilvl w:val="0"/>
+          <w:numId w:val="16"/>
+        </w:numPr>
+        <w:spacing w:after="0" w:line="240" w:lineRule="auto"/>
+        <w:ind w:left="714" w:hanging="357"/>
+        <w:rPr>
+          <w:sz w:val="16"/>
+          <w:szCs w:val="16"/>
+        </w:rPr>
+      </w:pPr>
+      <w:r>
+        <w:rPr>
+          <w:b/>
+          <w:bCs/>
+          <w:sz w:val="16"/>
+          <w:szCs w:val="16"/>
+        </w:rPr>
+        <w:t>Boundary &amp; Multi-Domain Prompts:</w:t>
+      </w:r>
+      <w:r>
+        <w:rPr>
+          <w:sz w:val="16"/>
+          <w:szCs w:val="16"/>
+        </w:rPr>
+        <w:t xml:space="preserve"> Combine two wildly different topics in one prompt (e.g., </w:t>
+      </w:r>
+      <w:r>
+        <w:rPr>
+          <w:i/>
+          <w:iCs/>
+          <w:sz w:val="16"/>
+          <w:szCs w:val="16"/>
+        </w:rPr>
+        <w:t>“Explain quantum mechanics using cooking metaphors while outlining 15th-century French history”</w:t>
+      </w:r>
+      <w:r>
+        <w:rPr>
+          <w:sz w:val="16"/>
+          <w:szCs w:val="16"/>
+        </w:rPr>
+        <w:t xml:space="preserve">). This tests the router network's ability to engage multiple distinct experts simultaneously. </w:t>
+      </w:r>
+    </w:p>
+    <w:p>
+      <w:pPr>
+        <w:numPr>
+          <w:ilvl w:val="0"/>
+          <w:numId w:val="16"/>
+        </w:numPr>
+        <w:spacing w:after="0" w:line="240" w:lineRule="auto"/>
+        <w:ind w:left="714" w:hanging="357"/>
+        <w:rPr>
+          <w:sz w:val="16"/>
+          <w:szCs w:val="16"/>
+        </w:rPr>
+      </w:pPr>
+      <w:r>
+        <w:rPr>
+          <w:b/>
+          <w:bCs/>
+          <w:sz w:val="16"/>
+          <w:szCs w:val="16"/>
+        </w:rPr>
+        <w:t>Specialized Depth Testing:</w:t>
+      </w:r>
+      <w:r>
+        <w:rPr>
+          <w:sz w:val="16"/>
+          <w:szCs w:val="16"/>
+        </w:rPr>
+        <w:t xml:space="preserve"> Ask hyper-specific, multi-step questions in a single domain (e.g., </w:t>
+      </w:r>
+      <w:r>
+        <w:rPr>
+          <w:i/>
+          <w:iCs/>
+          <w:sz w:val="16"/>
+          <w:szCs w:val="16"/>
+        </w:rPr>
+        <w:t>“Provide an edge-case troubleshooting guide for Kubernetes cluster networking”</w:t>
+      </w:r>
+      <w:r>
+        <w:rPr>
+          <w:sz w:val="16"/>
+          <w:szCs w:val="16"/>
+        </w:rPr>
+        <w:t>). This evaluates the true depth and capability of the individual experts.</w:t>
+      </w:r>
+    </w:p>
+    <w:p>
+      <w:pPr>
+        <w:numPr>
+          <w:ilvl w:val="0"/>
+          <w:numId w:val="16"/>
+        </w:numPr>
+        <w:spacing w:after="0" w:line="240" w:lineRule="auto"/>
+        <w:ind w:left="714" w:hanging="357"/>
+        <w:rPr>
+          <w:sz w:val="16"/>
+          <w:szCs w:val="16"/>
+        </w:rPr>
+      </w:pPr>
+      <w:r>
+        <w:rPr>
+          <w:b/>
+          <w:bCs/>
+          <w:sz w:val="16"/>
+          <w:szCs w:val="16"/>
+        </w:rPr>
+        <w:t>Inconsistency &amp; Hallucination Checks:</w:t>
+      </w:r>
+      <w:r>
+        <w:rPr>
+          <w:sz w:val="16"/>
+          <w:szCs w:val="16"/>
+        </w:rPr>
+        <w:t xml:space="preserve"> Ask the model to verify false premises or contrast complex ideas (e.g., </w:t>
+      </w:r>
+      <w:r>
+        <w:rPr>
+          <w:i/>
+          <w:iCs/>
+          <w:sz w:val="16"/>
+          <w:szCs w:val="16"/>
+        </w:rPr>
+        <w:t>“Compare the economic policies of [Leader X] and [Leader Y], highlighting contradictions”</w:t>
+      </w:r>
+      <w:r>
+        <w:rPr>
+          <w:sz w:val="16"/>
+          <w:szCs w:val="16"/>
+        </w:rPr>
+        <w:t xml:space="preserve">). </w:t>
+      </w:r>
+      <w:proofErr w:type="spellStart"/>
+      <w:r>
+        <w:rPr>
+          <w:sz w:val="16"/>
+          <w:szCs w:val="16"/>
+        </w:rPr>
+        <w:t>MoE</w:t>
+      </w:r>
+      <w:proofErr w:type="spellEnd"/>
+      <w:r>
+        <w:rPr>
+          <w:sz w:val="16"/>
+          <w:szCs w:val="16"/>
+        </w:rPr>
+        <w:t xml:space="preserve"> models often struggle more with consistency if the router network misdirects sub-tasks.</w:t>
+      </w:r>
+    </w:p>
+    <w:p>
+      <w:pPr>
         <w:pStyle w:val="Heading2"/>
         <w:numPr>
           <w:ilvl w:val="0"/>
           <w:numId w:val="1"/>
         </w:numPr>
       </w:pPr>
-      <w:bookmarkStart w:id="7" w:name="_Toc234777361"/>
+      <w:bookmarkStart w:id="8" w:name="_Toc243279756"/>
       <w:r>
         <w:t>Reasoning models</w:t>
       </w:r>
-      <w:bookmarkEnd w:id="7"/>
+      <w:r>
+        <w:t xml:space="preserve"> (</w:t>
+      </w:r>
+      <w:r>
+        <w:rPr>
+          <w:rFonts w:ascii="Courier New" w:hAnsi="Courier New" w:cs="Courier New"/>
+        </w:rPr>
+        <w:t>re</w:t>
+      </w:r>
+      <w:r>
+        <w:rPr>
+          <w:rFonts w:ascii="Courier New" w:hAnsi="Courier New" w:cs="Courier New"/>
+        </w:rPr>
+        <w:t>asoning</w:t>
+      </w:r>
+      <w:r>
+        <w:t xml:space="preserve"> models)</w:t>
+      </w:r>
+      <w:bookmarkEnd w:id="8"/>
     </w:p>
     <w:p>
       <w:pPr>
@@ -4226,6 +4307,7 @@
       </w:pPr>
       <w:r>
         <w:rPr>
+          <w:noProof/>
           <w:sz w:val="16"/>
           <w:szCs w:val="16"/>
         </w:rPr>
@@ -4245,7 +4327,7 @@
                     <pic:cNvPicPr/>
                   </pic:nvPicPr>
                   <pic:blipFill>
-                    <a:blip r:embed="rId18"/>
+                    <a:blip r:embed="rId20"/>
                     <a:stretch>
                       <a:fillRect/>
                     </a:stretch>
@@ -4293,6 +4375,9 @@
         <w:t>1</w:t>
       </w:r>
       <w:r>
+        <w:rPr>
+          <w:noProof/>
+        </w:rPr>
         <w:fldChar w:fldCharType="end"/>
       </w:r>
       <w:r>
@@ -4324,7 +4409,7 @@
                     <pic:cNvPicPr/>
                   </pic:nvPicPr>
                   <pic:blipFill>
-                    <a:blip r:embed="rId19"/>
+                    <a:blip r:embed="rId21"/>
                     <a:stretch>
                       <a:fillRect/>
                     </a:stretch>
@@ -4353,11 +4438,785 @@
           <w:numId w:val="1"/>
         </w:numPr>
       </w:pPr>
-      <w:bookmarkStart w:id="8" w:name="_Toc234777362"/>
+      <w:bookmarkStart w:id="9" w:name="_Toc243279757"/>
+      <w:r>
+        <w:t>Flash models</w:t>
+      </w:r>
+      <w:bookmarkEnd w:id="9"/>
+    </w:p>
+    <w:p>
+      <w:pPr>
+        <w:spacing w:after="120" w:line="240" w:lineRule="auto"/>
+        <w:ind w:left="720"/>
+        <w:rPr>
+          <w:sz w:val="16"/>
+          <w:szCs w:val="16"/>
+        </w:rPr>
+      </w:pPr>
+      <w:r>
+        <w:rPr>
+          <w:sz w:val="16"/>
+          <w:szCs w:val="16"/>
+        </w:rPr>
+        <w:t xml:space="preserve">An AI </w:t>
+      </w:r>
+      <w:r>
+        <w:rPr>
+          <w:b/>
+          <w:bCs/>
+          <w:sz w:val="16"/>
+          <w:szCs w:val="16"/>
+        </w:rPr>
+        <w:t>"Flash" model</w:t>
+      </w:r>
+      <w:r>
+        <w:rPr>
+          <w:sz w:val="16"/>
+          <w:szCs w:val="16"/>
+        </w:rPr>
+        <w:t xml:space="preserve"> is a fast, highly cost-efficient version of a large language model (LLM) designed specifically for high-speed, high-volume production workloads. First popularized by Google with the release of </w:t>
+      </w:r>
+      <w:r>
+        <w:rPr>
+          <w:b/>
+          <w:bCs/>
+          <w:sz w:val="16"/>
+          <w:szCs w:val="16"/>
+        </w:rPr>
+        <w:t>Gemini 1.5 Flash</w:t>
+      </w:r>
+      <w:r>
+        <w:rPr>
+          <w:sz w:val="16"/>
+          <w:szCs w:val="16"/>
+        </w:rPr>
+        <w:t xml:space="preserve">, the designation has since been adopted by major AI labs worldwide—including DeepSeek, </w:t>
+      </w:r>
+      <w:proofErr w:type="spellStart"/>
+      <w:r>
+        <w:rPr>
+          <w:sz w:val="16"/>
+          <w:szCs w:val="16"/>
+        </w:rPr>
+        <w:t>Zhipu</w:t>
+      </w:r>
+      <w:proofErr w:type="spellEnd"/>
+      <w:r>
+        <w:rPr>
+          <w:sz w:val="16"/>
+          <w:szCs w:val="16"/>
+        </w:rPr>
+        <w:t xml:space="preserve"> AI (GLM), and </w:t>
+      </w:r>
+      <w:proofErr w:type="spellStart"/>
+      <w:r>
+        <w:rPr>
+          <w:sz w:val="16"/>
+          <w:szCs w:val="16"/>
+        </w:rPr>
+        <w:t>Stepfun</w:t>
+      </w:r>
+      <w:proofErr w:type="spellEnd"/>
+      <w:r>
+        <w:rPr>
+          <w:sz w:val="16"/>
+          <w:szCs w:val="16"/>
+        </w:rPr>
+        <w:t>—to classify their primary operational workhorse models. [</w:t>
+      </w:r>
+      <w:hyperlink r:id="rId22" w:history="1">
+        <w:r>
+          <w:rPr>
+            <w:rStyle w:val="Hyperlink"/>
+            <w:sz w:val="16"/>
+            <w:szCs w:val="16"/>
+          </w:rPr>
+          <w:t>1</w:t>
+        </w:r>
+      </w:hyperlink>
+      <w:r>
+        <w:rPr>
+          <w:sz w:val="16"/>
+          <w:szCs w:val="16"/>
+        </w:rPr>
+        <w:t xml:space="preserve">, </w:t>
+      </w:r>
+      <w:hyperlink r:id="rId23" w:history="1">
+        <w:r>
+          <w:rPr>
+            <w:rStyle w:val="Hyperlink"/>
+            <w:sz w:val="16"/>
+            <w:szCs w:val="16"/>
+          </w:rPr>
+          <w:t>2</w:t>
+        </w:r>
+      </w:hyperlink>
+      <w:r>
+        <w:rPr>
+          <w:sz w:val="16"/>
+          <w:szCs w:val="16"/>
+        </w:rPr>
+        <w:t>]</w:t>
+      </w:r>
+    </w:p>
+    <w:p>
+      <w:pPr>
+        <w:spacing w:after="120" w:line="240" w:lineRule="auto"/>
+        <w:ind w:left="720"/>
+        <w:rPr>
+          <w:sz w:val="16"/>
+          <w:szCs w:val="16"/>
+        </w:rPr>
+      </w:pPr>
+      <w:r>
+        <w:rPr>
+          <w:sz w:val="16"/>
+          <w:szCs w:val="16"/>
+        </w:rPr>
+        <w:t>Rather than being watered-down AI, modern Flash models achieve their speed through architectural efficiency. They often utilize a Mixture of Experts (</w:t>
+      </w:r>
+      <w:proofErr w:type="spellStart"/>
+      <w:r>
+        <w:rPr>
+          <w:sz w:val="16"/>
+          <w:szCs w:val="16"/>
+        </w:rPr>
+        <w:t>MoE</w:t>
+      </w:r>
+      <w:proofErr w:type="spellEnd"/>
+      <w:r>
+        <w:rPr>
+          <w:sz w:val="16"/>
+          <w:szCs w:val="16"/>
+        </w:rPr>
+        <w:t xml:space="preserve">) design that contains hundreds of billions of parameters globally but only activates a smaller subset (typically 8 to 18 billion parameters) per token. Combined with advanced KV cache compression and sparse attention mechanisms, they maintain </w:t>
+      </w:r>
+      <w:proofErr w:type="gramStart"/>
+      <w:r>
+        <w:rPr>
+          <w:sz w:val="16"/>
+          <w:szCs w:val="16"/>
+        </w:rPr>
+        <w:t>massive long</w:t>
+      </w:r>
+      <w:proofErr w:type="gramEnd"/>
+      <w:r>
+        <w:rPr>
+          <w:sz w:val="16"/>
+          <w:szCs w:val="16"/>
+        </w:rPr>
+        <w:t>-context windows while cutting computing costs and latency. [</w:t>
+      </w:r>
+      <w:hyperlink r:id="rId24" w:history="1">
+        <w:r>
+          <w:rPr>
+            <w:rStyle w:val="Hyperlink"/>
+            <w:sz w:val="16"/>
+            <w:szCs w:val="16"/>
+          </w:rPr>
+          <w:t>1</w:t>
+        </w:r>
+      </w:hyperlink>
+      <w:r>
+        <w:rPr>
+          <w:sz w:val="16"/>
+          <w:szCs w:val="16"/>
+        </w:rPr>
+        <w:t>]</w:t>
+      </w:r>
+    </w:p>
+    <w:p>
+      <w:pPr>
+        <w:spacing w:after="120" w:line="240" w:lineRule="auto"/>
+        <w:ind w:left="720"/>
+        <w:rPr>
+          <w:b/>
+          <w:bCs/>
+          <w:sz w:val="16"/>
+          <w:szCs w:val="16"/>
+        </w:rPr>
+      </w:pPr>
+      <w:r>
+        <w:rPr>
+          <w:b/>
+          <w:bCs/>
+          <w:sz w:val="16"/>
+          <w:szCs w:val="16"/>
+        </w:rPr>
+        <w:t>Key Characteristics of Flash Models</w:t>
+      </w:r>
+    </w:p>
+    <w:p>
+      <w:pPr>
+        <w:numPr>
+          <w:ilvl w:val="0"/>
+          <w:numId w:val="17"/>
+        </w:numPr>
+        <w:tabs>
+          <w:tab w:val="clear" w:pos="720"/>
+          <w:tab w:val="num" w:pos="1440"/>
+        </w:tabs>
+        <w:spacing w:after="120" w:line="240" w:lineRule="auto"/>
+        <w:ind w:left="1440"/>
+        <w:rPr>
+          <w:sz w:val="16"/>
+          <w:szCs w:val="16"/>
+        </w:rPr>
+      </w:pPr>
+      <w:r>
+        <w:rPr>
+          <w:b/>
+          <w:bCs/>
+          <w:sz w:val="16"/>
+          <w:szCs w:val="16"/>
+        </w:rPr>
+        <w:t>Exceptional Speed &amp; Low Latency:</w:t>
+      </w:r>
+      <w:r>
+        <w:rPr>
+          <w:sz w:val="16"/>
+          <w:szCs w:val="16"/>
+        </w:rPr>
+        <w:t xml:space="preserve"> They are built to generate text, process inputs, and call tools at blazing speeds (sometimes exceeding 500 tokens per second), making them ideal for conversational agents and real-time automation. [</w:t>
+      </w:r>
+      <w:hyperlink r:id="rId25" w:history="1">
+        <w:r>
+          <w:rPr>
+            <w:rStyle w:val="Hyperlink"/>
+            <w:sz w:val="16"/>
+            <w:szCs w:val="16"/>
+          </w:rPr>
+          <w:t>1</w:t>
+        </w:r>
+      </w:hyperlink>
+      <w:r>
+        <w:rPr>
+          <w:sz w:val="16"/>
+          <w:szCs w:val="16"/>
+        </w:rPr>
+        <w:t xml:space="preserve">, </w:t>
+      </w:r>
+      <w:hyperlink r:id="rId26" w:history="1">
+        <w:r>
+          <w:rPr>
+            <w:rStyle w:val="Hyperlink"/>
+            <w:sz w:val="16"/>
+            <w:szCs w:val="16"/>
+          </w:rPr>
+          <w:t>2</w:t>
+        </w:r>
+      </w:hyperlink>
+      <w:r>
+        <w:rPr>
+          <w:sz w:val="16"/>
+          <w:szCs w:val="16"/>
+        </w:rPr>
+        <w:t>]</w:t>
+      </w:r>
+    </w:p>
+    <w:p>
+      <w:pPr>
+        <w:numPr>
+          <w:ilvl w:val="0"/>
+          <w:numId w:val="17"/>
+        </w:numPr>
+        <w:tabs>
+          <w:tab w:val="clear" w:pos="720"/>
+          <w:tab w:val="num" w:pos="1440"/>
+        </w:tabs>
+        <w:spacing w:after="120" w:line="240" w:lineRule="auto"/>
+        <w:ind w:left="1440"/>
+        <w:rPr>
+          <w:sz w:val="16"/>
+          <w:szCs w:val="16"/>
+        </w:rPr>
+      </w:pPr>
+      <w:r>
+        <w:rPr>
+          <w:b/>
+          <w:bCs/>
+          <w:sz w:val="16"/>
+          <w:szCs w:val="16"/>
+        </w:rPr>
+        <w:t>Massive Cost Reductions:</w:t>
+      </w:r>
+      <w:r>
+        <w:rPr>
+          <w:sz w:val="16"/>
+          <w:szCs w:val="16"/>
+        </w:rPr>
+        <w:t xml:space="preserve"> Flash models are explicitly priced to handle high-frequency traffic. For instance, models like </w:t>
+      </w:r>
+      <w:r>
+        <w:rPr>
+          <w:b/>
+          <w:bCs/>
+          <w:sz w:val="16"/>
+          <w:szCs w:val="16"/>
+        </w:rPr>
+        <w:t>Gemini 3.7 Flash</w:t>
+      </w:r>
+      <w:r>
+        <w:rPr>
+          <w:sz w:val="16"/>
+          <w:szCs w:val="16"/>
+        </w:rPr>
+        <w:t xml:space="preserve"> cost dramatically less than their "Pro" counterparts, operating at cents per million tokens. [</w:t>
+      </w:r>
+      <w:hyperlink r:id="rId27" w:history="1">
+        <w:r>
+          <w:rPr>
+            <w:rStyle w:val="Hyperlink"/>
+            <w:sz w:val="16"/>
+            <w:szCs w:val="16"/>
+          </w:rPr>
+          <w:t>1</w:t>
+        </w:r>
+      </w:hyperlink>
+      <w:r>
+        <w:rPr>
+          <w:sz w:val="16"/>
+          <w:szCs w:val="16"/>
+        </w:rPr>
+        <w:t xml:space="preserve">, </w:t>
+      </w:r>
+      <w:hyperlink r:id="rId28" w:history="1">
+        <w:r>
+          <w:rPr>
+            <w:rStyle w:val="Hyperlink"/>
+            <w:sz w:val="16"/>
+            <w:szCs w:val="16"/>
+          </w:rPr>
+          <w:t>2</w:t>
+        </w:r>
+      </w:hyperlink>
+      <w:r>
+        <w:rPr>
+          <w:sz w:val="16"/>
+          <w:szCs w:val="16"/>
+        </w:rPr>
+        <w:t xml:space="preserve">, </w:t>
+      </w:r>
+      <w:hyperlink r:id="rId29" w:history="1">
+        <w:r>
+          <w:rPr>
+            <w:rStyle w:val="Hyperlink"/>
+            <w:sz w:val="16"/>
+            <w:szCs w:val="16"/>
+          </w:rPr>
+          <w:t>3</w:t>
+        </w:r>
+      </w:hyperlink>
+      <w:r>
+        <w:rPr>
+          <w:sz w:val="16"/>
+          <w:szCs w:val="16"/>
+        </w:rPr>
+        <w:t>]</w:t>
+      </w:r>
+    </w:p>
+    <w:p>
+      <w:pPr>
+        <w:numPr>
+          <w:ilvl w:val="0"/>
+          <w:numId w:val="17"/>
+        </w:numPr>
+        <w:tabs>
+          <w:tab w:val="clear" w:pos="720"/>
+          <w:tab w:val="num" w:pos="1440"/>
+        </w:tabs>
+        <w:spacing w:after="120" w:line="240" w:lineRule="auto"/>
+        <w:ind w:left="1440"/>
+        <w:rPr>
+          <w:sz w:val="16"/>
+          <w:szCs w:val="16"/>
+        </w:rPr>
+      </w:pPr>
+      <w:r>
+        <w:rPr>
+          <w:b/>
+          <w:bCs/>
+          <w:sz w:val="16"/>
+          <w:szCs w:val="16"/>
+        </w:rPr>
+        <w:t>Native Multimodality &amp; Large Context:</w:t>
+      </w:r>
+      <w:r>
+        <w:rPr>
+          <w:sz w:val="16"/>
+          <w:szCs w:val="16"/>
+        </w:rPr>
+        <w:t xml:space="preserve"> Despite their lightweight footprint, they usually retain the ability to natively process text, audio, images, and video over huge context windows. [</w:t>
+      </w:r>
+      <w:hyperlink r:id="rId30" w:history="1">
+        <w:r>
+          <w:rPr>
+            <w:rStyle w:val="Hyperlink"/>
+            <w:sz w:val="16"/>
+            <w:szCs w:val="16"/>
+          </w:rPr>
+          <w:t>1</w:t>
+        </w:r>
+      </w:hyperlink>
+      <w:r>
+        <w:rPr>
+          <w:sz w:val="16"/>
+          <w:szCs w:val="16"/>
+        </w:rPr>
+        <w:t xml:space="preserve">, </w:t>
+      </w:r>
+      <w:hyperlink r:id="rId31" w:history="1">
+        <w:r>
+          <w:rPr>
+            <w:rStyle w:val="Hyperlink"/>
+            <w:sz w:val="16"/>
+            <w:szCs w:val="16"/>
+          </w:rPr>
+          <w:t>2</w:t>
+        </w:r>
+      </w:hyperlink>
+      <w:r>
+        <w:rPr>
+          <w:sz w:val="16"/>
+          <w:szCs w:val="16"/>
+        </w:rPr>
+        <w:t xml:space="preserve">, </w:t>
+      </w:r>
+      <w:hyperlink r:id="rId32" w:history="1">
+        <w:r>
+          <w:rPr>
+            <w:rStyle w:val="Hyperlink"/>
+            <w:sz w:val="16"/>
+            <w:szCs w:val="16"/>
+          </w:rPr>
+          <w:t>3</w:t>
+        </w:r>
+      </w:hyperlink>
+      <w:r>
+        <w:rPr>
+          <w:sz w:val="16"/>
+          <w:szCs w:val="16"/>
+        </w:rPr>
+        <w:t>]</w:t>
+      </w:r>
+    </w:p>
+    <w:p>
+      <w:pPr>
+        <w:numPr>
+          <w:ilvl w:val="0"/>
+          <w:numId w:val="17"/>
+        </w:numPr>
+        <w:tabs>
+          <w:tab w:val="clear" w:pos="720"/>
+          <w:tab w:val="num" w:pos="1440"/>
+        </w:tabs>
+        <w:spacing w:after="120" w:line="240" w:lineRule="auto"/>
+        <w:ind w:left="1440"/>
+        <w:rPr>
+          <w:sz w:val="16"/>
+          <w:szCs w:val="16"/>
+        </w:rPr>
+      </w:pPr>
+      <w:r>
+        <w:rPr>
+          <w:b/>
+          <w:bCs/>
+          <w:sz w:val="16"/>
+          <w:szCs w:val="16"/>
+        </w:rPr>
+        <w:t>Agentic and Coding Specialisation:</w:t>
+      </w:r>
+      <w:r>
+        <w:rPr>
+          <w:sz w:val="16"/>
+          <w:szCs w:val="16"/>
+        </w:rPr>
+        <w:t xml:space="preserve"> Because they can execute rapid iterative loops cheaply, Flash models are increasingly optimized to run multi-step developer tools, autonomous coding sub-agents, and complex document workflows. [</w:t>
+      </w:r>
+      <w:hyperlink r:id="rId33" w:history="1">
+        <w:r>
+          <w:rPr>
+            <w:rStyle w:val="Hyperlink"/>
+            <w:sz w:val="16"/>
+            <w:szCs w:val="16"/>
+          </w:rPr>
+          <w:t>1</w:t>
+        </w:r>
+      </w:hyperlink>
+      <w:r>
+        <w:rPr>
+          <w:sz w:val="16"/>
+          <w:szCs w:val="16"/>
+        </w:rPr>
+        <w:t xml:space="preserve">, </w:t>
+      </w:r>
+      <w:hyperlink r:id="rId34" w:history="1">
+        <w:r>
+          <w:rPr>
+            <w:rStyle w:val="Hyperlink"/>
+            <w:sz w:val="16"/>
+            <w:szCs w:val="16"/>
+          </w:rPr>
+          <w:t>2</w:t>
+        </w:r>
+      </w:hyperlink>
+      <w:r>
+        <w:rPr>
+          <w:sz w:val="16"/>
+          <w:szCs w:val="16"/>
+        </w:rPr>
+        <w:t xml:space="preserve">, </w:t>
+      </w:r>
+      <w:hyperlink r:id="rId35" w:history="1">
+        <w:r>
+          <w:rPr>
+            <w:rStyle w:val="Hyperlink"/>
+            <w:sz w:val="16"/>
+            <w:szCs w:val="16"/>
+          </w:rPr>
+          <w:t>3</w:t>
+        </w:r>
+      </w:hyperlink>
+      <w:r>
+        <w:rPr>
+          <w:sz w:val="16"/>
+          <w:szCs w:val="16"/>
+        </w:rPr>
+        <w:t>]</w:t>
+      </w:r>
+    </w:p>
+    <w:p>
+      <w:pPr>
+        <w:spacing w:after="120" w:line="240" w:lineRule="auto"/>
+        <w:ind w:left="720"/>
+        <w:rPr>
+          <w:b/>
+          <w:bCs/>
+          <w:sz w:val="16"/>
+          <w:szCs w:val="16"/>
+        </w:rPr>
+      </w:pPr>
+      <w:r>
+        <w:rPr>
+          <w:b/>
+          <w:bCs/>
+          <w:sz w:val="16"/>
+          <w:szCs w:val="16"/>
+        </w:rPr>
+        <w:t>Common Use Cases</w:t>
+      </w:r>
+    </w:p>
+    <w:p>
+      <w:pPr>
+        <w:spacing w:after="120" w:line="240" w:lineRule="auto"/>
+        <w:ind w:left="720"/>
+        <w:rPr>
+          <w:sz w:val="16"/>
+          <w:szCs w:val="16"/>
+        </w:rPr>
+      </w:pPr>
+      <w:r>
+        <w:rPr>
+          <w:sz w:val="16"/>
+          <w:szCs w:val="16"/>
+        </w:rPr>
+        <w:lastRenderedPageBreak/>
+        <w:t xml:space="preserve">Developers use Flash models for tasks where speed and budget scale matter more than heavy academic reasoning. Excellent examples include </w:t>
+      </w:r>
+      <w:r>
+        <w:rPr>
+          <w:b/>
+          <w:bCs/>
+          <w:sz w:val="16"/>
+          <w:szCs w:val="16"/>
+        </w:rPr>
+        <w:t>high-volume customer service bots</w:t>
+      </w:r>
+      <w:r>
+        <w:rPr>
+          <w:sz w:val="16"/>
+          <w:szCs w:val="16"/>
+        </w:rPr>
+        <w:t>, real-time code autocomplete tools, rapid video generation editing, and large-scale web scraping or document summarization. [</w:t>
+      </w:r>
+      <w:hyperlink r:id="rId36" w:history="1">
+        <w:r>
+          <w:rPr>
+            <w:rStyle w:val="Hyperlink"/>
+            <w:sz w:val="16"/>
+            <w:szCs w:val="16"/>
+          </w:rPr>
+          <w:t>1</w:t>
+        </w:r>
+      </w:hyperlink>
+      <w:r>
+        <w:rPr>
+          <w:sz w:val="16"/>
+          <w:szCs w:val="16"/>
+        </w:rPr>
+        <w:t xml:space="preserve">, </w:t>
+      </w:r>
+      <w:hyperlink r:id="rId37" w:history="1">
+        <w:r>
+          <w:rPr>
+            <w:rStyle w:val="Hyperlink"/>
+            <w:sz w:val="16"/>
+            <w:szCs w:val="16"/>
+          </w:rPr>
+          <w:t>2</w:t>
+        </w:r>
+      </w:hyperlink>
+      <w:r>
+        <w:rPr>
+          <w:sz w:val="16"/>
+          <w:szCs w:val="16"/>
+        </w:rPr>
+        <w:t xml:space="preserve">, </w:t>
+      </w:r>
+      <w:hyperlink r:id="rId38" w:history="1">
+        <w:r>
+          <w:rPr>
+            <w:rStyle w:val="Hyperlink"/>
+            <w:sz w:val="16"/>
+            <w:szCs w:val="16"/>
+          </w:rPr>
+          <w:t>3</w:t>
+        </w:r>
+      </w:hyperlink>
+      <w:r>
+        <w:rPr>
+          <w:sz w:val="16"/>
+          <w:szCs w:val="16"/>
+        </w:rPr>
+        <w:t>]</w:t>
+      </w:r>
+    </w:p>
+    <w:p>
+      <w:pPr>
+        <w:spacing w:after="120" w:line="240" w:lineRule="auto"/>
+        <w:ind w:left="720"/>
+        <w:rPr>
+          <w:sz w:val="16"/>
+          <w:szCs w:val="16"/>
+        </w:rPr>
+      </w:pPr>
+      <w:r>
+        <w:rPr>
+          <w:sz w:val="16"/>
+          <w:szCs w:val="16"/>
+        </w:rPr>
+        <w:t xml:space="preserve">Are you looking to </w:t>
+      </w:r>
+      <w:r>
+        <w:rPr>
+          <w:b/>
+          <w:bCs/>
+          <w:sz w:val="16"/>
+          <w:szCs w:val="16"/>
+        </w:rPr>
+        <w:t>integrate a specific Flash model</w:t>
+      </w:r>
+      <w:r>
+        <w:rPr>
+          <w:sz w:val="16"/>
+          <w:szCs w:val="16"/>
+        </w:rPr>
+        <w:t xml:space="preserve"> into an application, or would you like a </w:t>
+      </w:r>
+      <w:r>
+        <w:rPr>
+          <w:b/>
+          <w:bCs/>
+          <w:sz w:val="16"/>
+          <w:szCs w:val="16"/>
+        </w:rPr>
+        <w:t>comparison of capabilities</w:t>
+      </w:r>
+      <w:r>
+        <w:rPr>
+          <w:sz w:val="16"/>
+          <w:szCs w:val="16"/>
+        </w:rPr>
+        <w:t xml:space="preserve"> between the latest Flash models?</w:t>
+      </w:r>
+    </w:p>
+    <w:p/>
+    <w:p>
+      <w:pPr>
+        <w:pStyle w:val="Heading2"/>
+        <w:numPr>
+          <w:ilvl w:val="0"/>
+          <w:numId w:val="1"/>
+        </w:numPr>
+      </w:pPr>
+      <w:bookmarkStart w:id="10" w:name="_Toc243279758"/>
       <w:r>
         <w:t>Embedding models</w:t>
       </w:r>
-      <w:bookmarkEnd w:id="8"/>
+      <w:bookmarkEnd w:id="10"/>
+    </w:p>
+    <w:p>
+      <w:pPr>
+        <w:ind w:left="360"/>
+        <w:rPr>
+          <w:sz w:val="16"/>
+          <w:szCs w:val="16"/>
+        </w:rPr>
+      </w:pPr>
+      <w:r>
+        <w:rPr>
+          <w:sz w:val="16"/>
+          <w:szCs w:val="16"/>
+        </w:rPr>
+        <w:t xml:space="preserve">Execute the following line </w:t>
+      </w:r>
+      <w:r>
+        <w:rPr>
+          <w:sz w:val="16"/>
+          <w:szCs w:val="16"/>
+        </w:rPr>
+        <w:t xml:space="preserve">in ollama terminal </w:t>
+      </w:r>
+      <w:r>
+        <w:rPr>
+          <w:sz w:val="16"/>
+          <w:szCs w:val="16"/>
+        </w:rPr>
+        <w:t xml:space="preserve">to see vector for: </w:t>
+      </w:r>
+      <w:r>
+        <w:rPr>
+          <w:rFonts w:ascii="Courier New" w:hAnsi="Courier New" w:cs="Courier New"/>
+          <w:sz w:val="16"/>
+          <w:szCs w:val="16"/>
+        </w:rPr>
+        <w:t>Financial bank</w:t>
+      </w:r>
+      <w:r>
+        <w:rPr>
+          <w:sz w:val="16"/>
+          <w:szCs w:val="16"/>
+        </w:rPr>
+        <w:t xml:space="preserve"> </w:t>
+      </w:r>
+    </w:p>
+    <w:p>
+      <w:pPr>
+        <w:ind w:left="1440"/>
+        <w:rPr>
+          <w:rFonts w:ascii="Courier New" w:hAnsi="Courier New" w:cs="Courier New"/>
+          <w:sz w:val="16"/>
+          <w:szCs w:val="16"/>
+        </w:rPr>
+      </w:pPr>
+      <w:r>
+        <w:rPr>
+          <w:rFonts w:ascii="Courier New" w:hAnsi="Courier New" w:cs="Courier New"/>
+          <w:sz w:val="16"/>
+          <w:szCs w:val="16"/>
+        </w:rPr>
+        <w:t>Ollama run nomic-embed-text “Financial bank”</w:t>
+      </w:r>
     </w:p>
     <w:p>
       <w:pPr>
@@ -4784,7 +5643,6 @@
         </w:rPr>
         <w:t xml:space="preserve"> </w:t>
       </w:r>
-      <w:proofErr w:type="gramStart"/>
       <w:r>
         <w:rPr>
           <w:sz w:val="16"/>
@@ -4804,15 +5662,7 @@
           <w:sz w:val="16"/>
           <w:szCs w:val="16"/>
         </w:rPr>
-        <w:t>same</w:t>
-      </w:r>
-      <w:proofErr w:type="gramEnd"/>
-      <w:r>
-        <w:rPr>
-          <w:sz w:val="16"/>
-          <w:szCs w:val="16"/>
-        </w:rPr>
-        <w:t xml:space="preserve"> </w:t>
+        <w:t xml:space="preserve">same </w:t>
       </w:r>
       <w:r>
         <w:rPr>
@@ -4868,7 +5718,6 @@
         <w:rPr>
           <w:noProof/>
         </w:rPr>
-        <w:lastRenderedPageBreak/>
         <w:drawing>
           <wp:inline distT="0" distB="0" distL="0" distR="0" wp14:anchorId="3C153BAA" wp14:editId="01B2182C">
             <wp:extent cx="2449467" cy="2094232"/>
@@ -4887,7 +5736,7 @@
                     </pic:cNvPicPr>
                   </pic:nvPicPr>
                   <pic:blipFill>
-                    <a:blip r:embed="rId20" cstate="print">
+                    <a:blip r:embed="rId39" cstate="print">
                       <a:extLst>
                         <a:ext uri="{28A0092B-C50C-407E-A947-70E740481C1C}">
                           <a14:useLocalDpi xmlns:a14="http://schemas.microsoft.com/office/drawing/2010/main" val="0"/>
@@ -5041,13 +5890,13 @@
       <w:pPr>
         <w:pStyle w:val="Heading3"/>
       </w:pPr>
-      <w:bookmarkStart w:id="9" w:name="_Toc234223652"/>
-      <w:bookmarkStart w:id="10" w:name="_Toc234777363"/>
+      <w:bookmarkStart w:id="11" w:name="_Toc234223652"/>
+      <w:bookmarkStart w:id="12" w:name="_Toc243279759"/>
       <w:r>
         <w:t>Made up examples</w:t>
       </w:r>
-      <w:bookmarkEnd w:id="9"/>
-      <w:bookmarkEnd w:id="10"/>
+      <w:bookmarkEnd w:id="11"/>
+      <w:bookmarkEnd w:id="12"/>
     </w:p>
     <w:p>
       <w:pPr>
@@ -5498,6 +6347,7 @@
           <w:sz w:val="16"/>
           <w:szCs w:val="16"/>
         </w:rPr>
+        <w:lastRenderedPageBreak/>
         <w:drawing>
           <wp:inline distT="0" distB="0" distL="0" distR="0" wp14:anchorId="6B115A05" wp14:editId="13B76762">
             <wp:extent cx="3485515" cy="1084986"/>
@@ -5514,7 +6364,7 @@
                     <pic:cNvPicPr/>
                   </pic:nvPicPr>
                   <pic:blipFill rotWithShape="1">
-                    <a:blip r:embed="rId21"/>
+                    <a:blip r:embed="rId40"/>
                     <a:srcRect t="25416"/>
                     <a:stretch>
                       <a:fillRect/>
@@ -6163,27 +7013,7 @@
           <w:sz w:val="16"/>
           <w:szCs w:val="16"/>
         </w:rPr>
-        <w:t xml:space="preserve"> in ‘</w:t>
-      </w:r>
-      <w:proofErr w:type="gramStart"/>
-      <w:r>
-        <w:rPr>
-          <w:b/>
-          <w:bCs/>
-          <w:sz w:val="16"/>
-          <w:szCs w:val="16"/>
-        </w:rPr>
-        <w:t>river bank</w:t>
-      </w:r>
-      <w:proofErr w:type="gramEnd"/>
-      <w:r>
-        <w:rPr>
-          <w:b/>
-          <w:bCs/>
-          <w:sz w:val="16"/>
-          <w:szCs w:val="16"/>
-        </w:rPr>
-        <w:t xml:space="preserve">’ and </w:t>
+        <w:t xml:space="preserve"> in ‘river bank’ and </w:t>
       </w:r>
       <w:r>
         <w:rPr>
@@ -6267,7 +7097,6 @@
           <w:sz w:val="16"/>
           <w:szCs w:val="16"/>
         </w:rPr>
-        <w:lastRenderedPageBreak/>
         <w:t xml:space="preserve">Older embedding models like Word2Vec or </w:t>
       </w:r>
       <w:proofErr w:type="spellStart"/>
@@ -6315,7 +7144,7 @@
                     </pic:cNvPicPr>
                   </pic:nvPicPr>
                   <pic:blipFill>
-                    <a:blip r:embed="rId22" cstate="print">
+                    <a:blip r:embed="rId41" cstate="print">
                       <a:extLst>
                         <a:ext uri="{28A0092B-C50C-407E-A947-70E740481C1C}">
                           <a14:useLocalDpi xmlns:a14="http://schemas.microsoft.com/office/drawing/2010/main" val="0"/>
@@ -6389,12 +7218,12 @@
           <w:numId w:val="1"/>
         </w:numPr>
       </w:pPr>
-      <w:bookmarkStart w:id="11" w:name="_Toc234777364"/>
+      <w:bookmarkStart w:id="13" w:name="_Toc243279760"/>
       <w:r>
         <w:lastRenderedPageBreak/>
         <w:t>Multimodal models</w:t>
       </w:r>
-      <w:bookmarkEnd w:id="11"/>
+      <w:bookmarkEnd w:id="13"/>
     </w:p>
     <w:p>
       <w:pPr>
@@ -6420,7 +7249,7 @@
                     <pic:cNvPicPr/>
                   </pic:nvPicPr>
                   <pic:blipFill>
-                    <a:blip r:embed="rId23"/>
+                    <a:blip r:embed="rId42"/>
                     <a:stretch>
                       <a:fillRect/>
                     </a:stretch>
@@ -6550,21 +7379,21 @@
           <w:numId w:val="1"/>
         </w:numPr>
       </w:pPr>
-      <w:bookmarkStart w:id="12" w:name="_Toc234777365"/>
+      <w:bookmarkStart w:id="14" w:name="_Toc243279761"/>
       <w:r>
         <w:t>Deep Research Agent</w:t>
       </w:r>
-      <w:bookmarkEnd w:id="12"/>
+      <w:bookmarkEnd w:id="14"/>
     </w:p>
     <w:p>
       <w:pPr>
         <w:pStyle w:val="Heading3"/>
       </w:pPr>
-      <w:bookmarkStart w:id="13" w:name="_Toc234777366"/>
+      <w:bookmarkStart w:id="15" w:name="_Toc243279762"/>
       <w:r>
         <w:t>What are Deep Research Agents:</w:t>
       </w:r>
-      <w:bookmarkEnd w:id="13"/>
+      <w:bookmarkEnd w:id="15"/>
     </w:p>
     <w:p>
       <w:pPr>
@@ -6635,15 +7464,7 @@
           <w:sz w:val="16"/>
           <w:szCs w:val="16"/>
         </w:rPr>
-        <w:t xml:space="preserve"> </w:t>
-      </w:r>
-      <w:proofErr w:type="spellStart"/>
-      <w:r>
-        <w:rPr>
-          <w:sz w:val="16"/>
-          <w:szCs w:val="16"/>
-        </w:rPr>
-        <w:t>I</w:t>
+        <w:t xml:space="preserve"> I</w:t>
       </w:r>
       <w:r>
         <w:rPr>
@@ -6652,7 +7473,6 @@
         </w:rPr>
         <w:t>i</w:t>
       </w:r>
-      <w:proofErr w:type="spellEnd"/>
       <w:r>
         <w:rPr>
           <w:sz w:val="16"/>
@@ -6686,7 +7506,7 @@
                     <pic:cNvPicPr/>
                   </pic:nvPicPr>
                   <pic:blipFill>
-                    <a:blip r:embed="rId24"/>
+                    <a:blip r:embed="rId43"/>
                     <a:stretch>
                       <a:fillRect/>
                     </a:stretch>
@@ -6726,7 +7546,7 @@
                     <pic:cNvPicPr/>
                   </pic:nvPicPr>
                   <pic:blipFill>
-                    <a:blip r:embed="rId25"/>
+                    <a:blip r:embed="rId44"/>
                     <a:stretch>
                       <a:fillRect/>
                     </a:stretch>
@@ -6774,7 +7594,7 @@
                     <pic:cNvPicPr/>
                   </pic:nvPicPr>
                   <pic:blipFill>
-                    <a:blip r:embed="rId26"/>
+                    <a:blip r:embed="rId45"/>
                     <a:stretch>
                       <a:fillRect/>
                     </a:stretch>
@@ -6799,11 +7619,11 @@
       <w:pPr>
         <w:pStyle w:val="Heading3"/>
       </w:pPr>
-      <w:bookmarkStart w:id="14" w:name="_Toc234777367"/>
+      <w:bookmarkStart w:id="16" w:name="_Toc243279763"/>
       <w:r>
         <w:t>Example of a Deep Research Agent:</w:t>
       </w:r>
-      <w:bookmarkEnd w:id="14"/>
+      <w:bookmarkEnd w:id="16"/>
     </w:p>
     <w:p>
       <w:pPr>
@@ -7597,7 +8417,7 @@
       <w:pPr>
         <w:pStyle w:val="Heading3"/>
       </w:pPr>
-      <w:bookmarkStart w:id="15" w:name="_Toc234777368"/>
+      <w:bookmarkStart w:id="17" w:name="_Toc243279764"/>
       <w:r>
         <w:t xml:space="preserve">Use </w:t>
       </w:r>
@@ -7607,7 +8427,7 @@
       <w:r>
         <w:t xml:space="preserve"> of multi-agent systems</w:t>
       </w:r>
-      <w:bookmarkEnd w:id="15"/>
+      <w:bookmarkEnd w:id="17"/>
       <w:r>
         <w:t xml:space="preserve"> </w:t>
       </w:r>
@@ -7754,7 +8574,7 @@
         </w:rPr>
         <w:t>Refer</w:t>
       </w:r>
-      <w:hyperlink r:id="rId27" w:history="1">
+      <w:hyperlink r:id="rId46" w:history="1">
         <w:r>
           <w:rPr>
             <w:sz w:val="16"/>
@@ -8018,7 +8838,7 @@
         </w:rPr>
         <w:t xml:space="preserve">Reference </w:t>
       </w:r>
-      <w:hyperlink r:id="rId28" w:history="1">
+      <w:hyperlink r:id="rId47" w:history="1">
         <w:r>
           <w:rPr>
             <w:rStyle w:val="Hyperlink"/>
@@ -8263,7 +9083,7 @@
         </w:rPr>
         <w:t xml:space="preserve"> can use their vast informational resources, versatility and scalability to connect the components of </w:t>
       </w:r>
-      <w:hyperlink r:id="rId29" w:tgtFrame="_self" w:history="1">
+      <w:hyperlink r:id="rId48" w:tgtFrame="_self" w:history="1">
         <w:r>
           <w:rPr>
             <w:rStyle w:val="Hyperlink"/>
@@ -8280,7 +9100,7 @@
         </w:rPr>
         <w:t>. To best navigate this </w:t>
       </w:r>
-      <w:hyperlink r:id="rId30" w:tgtFrame="_self" w:history="1">
+      <w:hyperlink r:id="rId49" w:tgtFrame="_self" w:history="1">
         <w:r>
           <w:rPr>
             <w:rStyle w:val="Hyperlink"/>
@@ -8297,7 +9117,7 @@
         </w:rPr>
         <w:t>, </w:t>
       </w:r>
-      <w:hyperlink r:id="rId31" w:tgtFrame="_self" w:history="1">
+      <w:hyperlink r:id="rId50" w:tgtFrame="_self" w:history="1">
         <w:r>
           <w:rPr>
             <w:rStyle w:val="Hyperlink"/>
@@ -8394,7 +9214,7 @@
         </w:rPr>
         <w:t>Also, by working in cooperative teams, agents can monitor different areas of the network to detect incoming threats such as </w:t>
       </w:r>
-      <w:hyperlink r:id="rId32" w:tgtFrame="_self" w:history="1">
+      <w:hyperlink r:id="rId51" w:tgtFrame="_self" w:history="1">
         <w:r>
           <w:rPr>
             <w:rStyle w:val="Hyperlink"/>
@@ -8427,14 +9247,14 @@
           <w:numId w:val="1"/>
         </w:numPr>
       </w:pPr>
-      <w:bookmarkStart w:id="16" w:name="_Toc234777369"/>
+      <w:bookmarkStart w:id="18" w:name="_Toc243279765"/>
       <w:r>
         <w:t>Agent Or</w:t>
       </w:r>
       <w:r>
         <w:t>chestration</w:t>
       </w:r>
-      <w:bookmarkEnd w:id="16"/>
+      <w:bookmarkEnd w:id="18"/>
       <w:r>
         <w:t xml:space="preserve"> </w:t>
       </w:r>
@@ -8454,7 +9274,7 @@
         </w:rPr>
         <w:t xml:space="preserve">Reference </w:t>
       </w:r>
-      <w:hyperlink r:id="rId33" w:history="1">
+      <w:hyperlink r:id="rId52" w:history="1">
         <w:r>
           <w:rPr>
             <w:rStyle w:val="Hyperlink"/>
@@ -8482,7 +9302,7 @@
         </w:rPr>
         <w:t xml:space="preserve">and this </w:t>
       </w:r>
-      <w:hyperlink r:id="rId34" w:anchor="228874317" w:history="1">
+      <w:hyperlink r:id="rId53" w:anchor="228874317" w:history="1">
         <w:r>
           <w:rPr>
             <w:rStyle w:val="Hyperlink"/>
@@ -8552,11 +9372,11 @@
       <w:pPr>
         <w:pStyle w:val="Heading3"/>
       </w:pPr>
-      <w:bookmarkStart w:id="17" w:name="_Toc234777370"/>
+      <w:bookmarkStart w:id="19" w:name="_Toc243279766"/>
       <w:r>
         <w:t>Sequential Agents</w:t>
       </w:r>
-      <w:bookmarkEnd w:id="17"/>
+      <w:bookmarkEnd w:id="19"/>
     </w:p>
     <w:p>
       <w:pPr>
@@ -8581,7 +9401,7 @@
         </w:rPr>
         <w:t xml:space="preserve">n </w:t>
       </w:r>
-      <w:hyperlink r:id="rId35" w:tgtFrame="_blank" w:history="1">
+      <w:hyperlink r:id="rId54" w:tgtFrame="_blank" w:history="1">
         <w:proofErr w:type="spellStart"/>
         <w:r>
           <w:rPr>
@@ -8649,7 +9469,7 @@
                     <pic:cNvPicPr/>
                   </pic:nvPicPr>
                   <pic:blipFill>
-                    <a:blip r:embed="rId36"/>
+                    <a:blip r:embed="rId55"/>
                     <a:stretch>
                       <a:fillRect/>
                     </a:stretch>
@@ -8829,23 +9649,7 @@
           <w:sz w:val="16"/>
           <w:szCs w:val="16"/>
         </w:rPr>
-        <w:t xml:space="preserve">: If two tasks early in the pipeline do not rely on each other, you can run them in parallel. The sequential crew will wait for </w:t>
-      </w:r>
-      <w:proofErr w:type="gramStart"/>
-      <w:r>
-        <w:rPr>
-          <w:sz w:val="16"/>
-          <w:szCs w:val="16"/>
-        </w:rPr>
-        <w:t>both to</w:t>
-      </w:r>
-      <w:proofErr w:type="gramEnd"/>
-      <w:r>
-        <w:rPr>
-          <w:sz w:val="16"/>
-          <w:szCs w:val="16"/>
-        </w:rPr>
-        <w:t xml:space="preserve"> finish before passing their combined context to the next step.</w:t>
+        <w:t>: If two tasks early in the pipeline do not rely on each other, you can run them in parallel. The sequential crew will wait for both to finish before passing their combined context to the next step.</w:t>
       </w:r>
     </w:p>
     <w:p>
@@ -8922,11 +9726,11 @@
       <w:pPr>
         <w:pStyle w:val="Heading3"/>
       </w:pPr>
-      <w:bookmarkStart w:id="18" w:name="_Toc234777371"/>
+      <w:bookmarkStart w:id="20" w:name="_Toc243279767"/>
       <w:r>
         <w:t>Hierarchical agents</w:t>
       </w:r>
-      <w:bookmarkEnd w:id="18"/>
+      <w:bookmarkEnd w:id="20"/>
     </w:p>
     <w:p>
       <w:pPr>
@@ -8952,7 +9756,7 @@
                     <pic:cNvPicPr/>
                   </pic:nvPicPr>
                   <pic:blipFill>
-                    <a:blip r:embed="rId37"/>
+                    <a:blip r:embed="rId56"/>
                     <a:stretch>
                       <a:fillRect/>
                     </a:stretch>
@@ -8997,7 +9801,7 @@
                     <pic:cNvPicPr/>
                   </pic:nvPicPr>
                   <pic:blipFill>
-                    <a:blip r:embed="rId38"/>
+                    <a:blip r:embed="rId57"/>
                     <a:stretch>
                       <a:fillRect/>
                     </a:stretch>
@@ -9042,7 +9846,7 @@
                     <pic:cNvPicPr/>
                   </pic:nvPicPr>
                   <pic:blipFill>
-                    <a:blip r:embed="rId39"/>
+                    <a:blip r:embed="rId58"/>
                     <a:stretch>
                       <a:fillRect/>
                     </a:stretch>
@@ -9067,12 +9871,12 @@
       <w:pPr>
         <w:pStyle w:val="Heading3"/>
       </w:pPr>
-      <w:bookmarkStart w:id="19" w:name="_Toc234777372"/>
+      <w:bookmarkStart w:id="21" w:name="_Toc243279768"/>
       <w:r>
         <w:lastRenderedPageBreak/>
         <w:t>Agent Networks</w:t>
       </w:r>
-      <w:bookmarkEnd w:id="19"/>
+      <w:bookmarkEnd w:id="21"/>
     </w:p>
     <w:p>
       <w:pPr>
@@ -9098,7 +9902,7 @@
                     <pic:cNvPicPr/>
                   </pic:nvPicPr>
                   <pic:blipFill>
-                    <a:blip r:embed="rId40"/>
+                    <a:blip r:embed="rId59"/>
                     <a:stretch>
                       <a:fillRect/>
                     </a:stretch>
@@ -9143,7 +9947,7 @@
                     <pic:cNvPicPr/>
                   </pic:nvPicPr>
                   <pic:blipFill>
-                    <a:blip r:embed="rId41"/>
+                    <a:blip r:embed="rId60"/>
                     <a:stretch>
                       <a:fillRect/>
                     </a:stretch>
@@ -9188,7 +9992,7 @@
                     <pic:cNvPicPr/>
                   </pic:nvPicPr>
                   <pic:blipFill>
-                    <a:blip r:embed="rId42"/>
+                    <a:blip r:embed="rId61"/>
                     <a:stretch>
                       <a:fillRect/>
                     </a:stretch>
@@ -9235,7 +10039,7 @@
                     <pic:cNvPicPr/>
                   </pic:nvPicPr>
                   <pic:blipFill>
-                    <a:blip r:embed="rId43"/>
+                    <a:blip r:embed="rId62"/>
                     <a:stretch>
                       <a:fillRect/>
                     </a:stretch>
@@ -9321,7 +10125,7 @@
                     <pic:cNvPicPr/>
                   </pic:nvPicPr>
                   <pic:blipFill>
-                    <a:blip r:embed="rId44"/>
+                    <a:blip r:embed="rId63"/>
                     <a:stretch>
                       <a:fillRect/>
                     </a:stretch>
@@ -9350,7 +10154,7 @@
           <w:numId w:val="1"/>
         </w:numPr>
       </w:pPr>
-      <w:bookmarkStart w:id="20" w:name="_Toc234777373"/>
+      <w:bookmarkStart w:id="22" w:name="_Toc243279769"/>
       <w:r>
         <w:lastRenderedPageBreak/>
         <w:t>What is a Transformer model</w:t>
@@ -9358,7 +10162,7 @@
       <w:r>
         <w:t>:</w:t>
       </w:r>
-      <w:bookmarkEnd w:id="20"/>
+      <w:bookmarkEnd w:id="22"/>
     </w:p>
     <w:p>
       <w:pPr>
@@ -9391,7 +10195,7 @@
                     <pic:cNvPicPr/>
                   </pic:nvPicPr>
                   <pic:blipFill>
-                    <a:blip r:embed="rId45"/>
+                    <a:blip r:embed="rId64"/>
                     <a:stretch>
                       <a:fillRect/>
                     </a:stretch>
@@ -9416,11 +10220,11 @@
       <w:pPr>
         <w:pStyle w:val="Heading3"/>
       </w:pPr>
-      <w:bookmarkStart w:id="21" w:name="_Toc234777374"/>
+      <w:bookmarkStart w:id="23" w:name="_Toc243279770"/>
       <w:r>
         <w:t>Example:</w:t>
       </w:r>
-      <w:bookmarkEnd w:id="21"/>
+      <w:bookmarkEnd w:id="23"/>
     </w:p>
     <w:p>
       <w:pPr>
@@ -9886,7 +10690,7 @@
         </w:rPr>
         <w:t xml:space="preserve"> its internal settings (called </w:t>
       </w:r>
-      <w:hyperlink r:id="rId46" w:tgtFrame="_blank" w:history="1">
+      <w:hyperlink r:id="rId65" w:tgtFrame="_blank" w:history="1">
         <w:r>
           <w:rPr>
             <w:rStyle w:val="Hyperlink"/>
@@ -10256,12 +11060,12 @@
           <w:numId w:val="1"/>
         </w:numPr>
       </w:pPr>
-      <w:bookmarkStart w:id="22" w:name="_Toc234777375"/>
+      <w:bookmarkStart w:id="24" w:name="_Toc243279771"/>
       <w:r>
         <w:lastRenderedPageBreak/>
         <w:t>Decoder only models</w:t>
       </w:r>
-      <w:bookmarkEnd w:id="22"/>
+      <w:bookmarkEnd w:id="24"/>
     </w:p>
     <w:p>
       <w:pPr>
@@ -10395,7 +11199,7 @@
         </w:rPr>
         <w:t xml:space="preserve">ost modern LLMs are decoder-only models. </w:t>
       </w:r>
-      <w:hyperlink r:id="rId47" w:tgtFrame="_blank" w:history="1">
+      <w:hyperlink r:id="rId66" w:tgtFrame="_blank" w:history="1">
         <w:r>
           <w:rPr>
             <w:rStyle w:val="Hyperlink"/>
@@ -10440,21 +11244,12 @@
         </w:rPr>
         <w:t xml:space="preserve"> </w:t>
       </w:r>
-      <w:proofErr w:type="gramStart"/>
-      <w:r>
-        <w:rPr>
-          <w:sz w:val="16"/>
-          <w:szCs w:val="16"/>
-        </w:rPr>
-        <w:t>The vast majority of</w:t>
-      </w:r>
-      <w:proofErr w:type="gramEnd"/>
-      <w:r>
-        <w:rPr>
-          <w:sz w:val="16"/>
-          <w:szCs w:val="16"/>
-        </w:rPr>
-        <w:t xml:space="preserve"> household AI names operate on a decoder-only architecture</w:t>
+      <w:r>
+        <w:rPr>
+          <w:sz w:val="16"/>
+          <w:szCs w:val="16"/>
+        </w:rPr>
+        <w:t>The vast majority of household AI names operate on a decoder-only architecture</w:t>
       </w:r>
       <w:r>
         <w:rPr>
@@ -10542,7 +11337,7 @@
                     <pic:cNvPicPr/>
                   </pic:nvPicPr>
                   <pic:blipFill>
-                    <a:blip r:embed="rId48"/>
+                    <a:blip r:embed="rId67"/>
                     <a:stretch>
                       <a:fillRect/>
                     </a:stretch>
@@ -10591,12 +11386,12 @@
       </w:pPr>
     </w:p>
     <w:sectPr>
-      <w:headerReference w:type="even" r:id="rId49"/>
-      <w:headerReference w:type="default" r:id="rId50"/>
-      <w:footerReference w:type="even" r:id="rId51"/>
-      <w:footerReference w:type="default" r:id="rId52"/>
-      <w:headerReference w:type="first" r:id="rId53"/>
-      <w:footerReference w:type="first" r:id="rId54"/>
+      <w:headerReference w:type="even" r:id="rId68"/>
+      <w:headerReference w:type="default" r:id="rId69"/>
+      <w:footerReference w:type="even" r:id="rId70"/>
+      <w:footerReference w:type="default" r:id="rId71"/>
+      <w:headerReference w:type="first" r:id="rId72"/>
+      <w:footerReference w:type="first" r:id="rId73"/>
       <w:pgSz w:w="11906" w:h="16838"/>
       <w:pgMar w:top="1440" w:right="1440" w:bottom="1440" w:left="1440" w:header="708" w:footer="708" w:gutter="0"/>
       <w:cols w:space="708"/>
@@ -10651,7 +11446,6 @@
         <w:docPartUnique/>
       </w:docPartObj>
     </w:sdtPr>
-    <w:sdtEndPr/>
     <w:sdtContent>
       <w:sdt>
         <w:sdtPr>
@@ -10661,7 +11455,6 @@
             <w:docPartUnique/>
           </w:docPartObj>
         </w:sdtPr>
-        <w:sdtEndPr/>
         <w:sdtContent>
           <w:p>
             <w:pPr>
@@ -12716,50 +13509,354 @@
       </w:rPr>
     </w:lvl>
   </w:abstractNum>
-  <w:num w:numId="1" w16cid:durableId="1296763363">
+  <w:abstractNum w:abstractNumId="15" w15:restartNumberingAfterBreak="0">
+    <w:nsid w:val="6F63739B"/>
+    <w:multiLevelType w:val="multilevel"/>
+    <w:tmpl w:val="9716CB82"/>
+    <w:lvl w:ilvl="0">
+      <w:start w:val="1"/>
+      <w:numFmt w:val="bullet"/>
+      <w:lvlText w:val=""/>
+      <w:lvlJc w:val="left"/>
+      <w:pPr>
+        <w:tabs>
+          <w:tab w:val="num" w:pos="720"/>
+        </w:tabs>
+        <w:ind w:left="720" w:hanging="360"/>
+      </w:pPr>
+      <w:rPr>
+        <w:rFonts w:ascii="Symbol" w:hAnsi="Symbol" w:hint="default"/>
+        <w:sz w:val="20"/>
+      </w:rPr>
+    </w:lvl>
+    <w:lvl w:ilvl="1" w:tentative="1">
+      <w:start w:val="1"/>
+      <w:numFmt w:val="bullet"/>
+      <w:lvlText w:val="o"/>
+      <w:lvlJc w:val="left"/>
+      <w:pPr>
+        <w:tabs>
+          <w:tab w:val="num" w:pos="1440"/>
+        </w:tabs>
+        <w:ind w:left="1440" w:hanging="360"/>
+      </w:pPr>
+      <w:rPr>
+        <w:rFonts w:ascii="Courier New" w:hAnsi="Courier New" w:hint="default"/>
+        <w:sz w:val="20"/>
+      </w:rPr>
+    </w:lvl>
+    <w:lvl w:ilvl="2" w:tentative="1">
+      <w:start w:val="1"/>
+      <w:numFmt w:val="bullet"/>
+      <w:lvlText w:val=""/>
+      <w:lvlJc w:val="left"/>
+      <w:pPr>
+        <w:tabs>
+          <w:tab w:val="num" w:pos="2160"/>
+        </w:tabs>
+        <w:ind w:left="2160" w:hanging="360"/>
+      </w:pPr>
+      <w:rPr>
+        <w:rFonts w:ascii="Wingdings" w:hAnsi="Wingdings" w:hint="default"/>
+        <w:sz w:val="20"/>
+      </w:rPr>
+    </w:lvl>
+    <w:lvl w:ilvl="3" w:tentative="1">
+      <w:start w:val="1"/>
+      <w:numFmt w:val="bullet"/>
+      <w:lvlText w:val=""/>
+      <w:lvlJc w:val="left"/>
+      <w:pPr>
+        <w:tabs>
+          <w:tab w:val="num" w:pos="2880"/>
+        </w:tabs>
+        <w:ind w:left="2880" w:hanging="360"/>
+      </w:pPr>
+      <w:rPr>
+        <w:rFonts w:ascii="Wingdings" w:hAnsi="Wingdings" w:hint="default"/>
+        <w:sz w:val="20"/>
+      </w:rPr>
+    </w:lvl>
+    <w:lvl w:ilvl="4" w:tentative="1">
+      <w:start w:val="1"/>
+      <w:numFmt w:val="bullet"/>
+      <w:lvlText w:val=""/>
+      <w:lvlJc w:val="left"/>
+      <w:pPr>
+        <w:tabs>
+          <w:tab w:val="num" w:pos="3600"/>
+        </w:tabs>
+        <w:ind w:left="3600" w:hanging="360"/>
+      </w:pPr>
+      <w:rPr>
+        <w:rFonts w:ascii="Wingdings" w:hAnsi="Wingdings" w:hint="default"/>
+        <w:sz w:val="20"/>
+      </w:rPr>
+    </w:lvl>
+    <w:lvl w:ilvl="5" w:tentative="1">
+      <w:start w:val="1"/>
+      <w:numFmt w:val="bullet"/>
+      <w:lvlText w:val=""/>
+      <w:lvlJc w:val="left"/>
+      <w:pPr>
+        <w:tabs>
+          <w:tab w:val="num" w:pos="4320"/>
+        </w:tabs>
+        <w:ind w:left="4320" w:hanging="360"/>
+      </w:pPr>
+      <w:rPr>
+        <w:rFonts w:ascii="Wingdings" w:hAnsi="Wingdings" w:hint="default"/>
+        <w:sz w:val="20"/>
+      </w:rPr>
+    </w:lvl>
+    <w:lvl w:ilvl="6" w:tentative="1">
+      <w:start w:val="1"/>
+      <w:numFmt w:val="bullet"/>
+      <w:lvlText w:val=""/>
+      <w:lvlJc w:val="left"/>
+      <w:pPr>
+        <w:tabs>
+          <w:tab w:val="num" w:pos="5040"/>
+        </w:tabs>
+        <w:ind w:left="5040" w:hanging="360"/>
+      </w:pPr>
+      <w:rPr>
+        <w:rFonts w:ascii="Wingdings" w:hAnsi="Wingdings" w:hint="default"/>
+        <w:sz w:val="20"/>
+      </w:rPr>
+    </w:lvl>
+    <w:lvl w:ilvl="7" w:tentative="1">
+      <w:start w:val="1"/>
+      <w:numFmt w:val="bullet"/>
+      <w:lvlText w:val=""/>
+      <w:lvlJc w:val="left"/>
+      <w:pPr>
+        <w:tabs>
+          <w:tab w:val="num" w:pos="5760"/>
+        </w:tabs>
+        <w:ind w:left="5760" w:hanging="360"/>
+      </w:pPr>
+      <w:rPr>
+        <w:rFonts w:ascii="Wingdings" w:hAnsi="Wingdings" w:hint="default"/>
+        <w:sz w:val="20"/>
+      </w:rPr>
+    </w:lvl>
+    <w:lvl w:ilvl="8" w:tentative="1">
+      <w:start w:val="1"/>
+      <w:numFmt w:val="bullet"/>
+      <w:lvlText w:val=""/>
+      <w:lvlJc w:val="left"/>
+      <w:pPr>
+        <w:tabs>
+          <w:tab w:val="num" w:pos="6480"/>
+        </w:tabs>
+        <w:ind w:left="6480" w:hanging="360"/>
+      </w:pPr>
+      <w:rPr>
+        <w:rFonts w:ascii="Wingdings" w:hAnsi="Wingdings" w:hint="default"/>
+        <w:sz w:val="20"/>
+      </w:rPr>
+    </w:lvl>
+  </w:abstractNum>
+  <w:abstractNum w:abstractNumId="16" w15:restartNumberingAfterBreak="0">
+    <w:nsid w:val="7AD220C8"/>
+    <w:multiLevelType w:val="multilevel"/>
+    <w:tmpl w:val="8CD2F7CC"/>
+    <w:lvl w:ilvl="0">
+      <w:start w:val="1"/>
+      <w:numFmt w:val="bullet"/>
+      <w:lvlText w:val=""/>
+      <w:lvlJc w:val="left"/>
+      <w:pPr>
+        <w:tabs>
+          <w:tab w:val="num" w:pos="720"/>
+        </w:tabs>
+        <w:ind w:left="720" w:hanging="360"/>
+      </w:pPr>
+      <w:rPr>
+        <w:rFonts w:ascii="Symbol" w:hAnsi="Symbol" w:hint="default"/>
+        <w:sz w:val="20"/>
+      </w:rPr>
+    </w:lvl>
+    <w:lvl w:ilvl="1" w:tentative="1">
+      <w:start w:val="1"/>
+      <w:numFmt w:val="bullet"/>
+      <w:lvlText w:val="o"/>
+      <w:lvlJc w:val="left"/>
+      <w:pPr>
+        <w:tabs>
+          <w:tab w:val="num" w:pos="1440"/>
+        </w:tabs>
+        <w:ind w:left="1440" w:hanging="360"/>
+      </w:pPr>
+      <w:rPr>
+        <w:rFonts w:ascii="Courier New" w:hAnsi="Courier New" w:hint="default"/>
+        <w:sz w:val="20"/>
+      </w:rPr>
+    </w:lvl>
+    <w:lvl w:ilvl="2" w:tentative="1">
+      <w:start w:val="1"/>
+      <w:numFmt w:val="bullet"/>
+      <w:lvlText w:val=""/>
+      <w:lvlJc w:val="left"/>
+      <w:pPr>
+        <w:tabs>
+          <w:tab w:val="num" w:pos="2160"/>
+        </w:tabs>
+        <w:ind w:left="2160" w:hanging="360"/>
+      </w:pPr>
+      <w:rPr>
+        <w:rFonts w:ascii="Wingdings" w:hAnsi="Wingdings" w:hint="default"/>
+        <w:sz w:val="20"/>
+      </w:rPr>
+    </w:lvl>
+    <w:lvl w:ilvl="3" w:tentative="1">
+      <w:start w:val="1"/>
+      <w:numFmt w:val="bullet"/>
+      <w:lvlText w:val=""/>
+      <w:lvlJc w:val="left"/>
+      <w:pPr>
+        <w:tabs>
+          <w:tab w:val="num" w:pos="2880"/>
+        </w:tabs>
+        <w:ind w:left="2880" w:hanging="360"/>
+      </w:pPr>
+      <w:rPr>
+        <w:rFonts w:ascii="Wingdings" w:hAnsi="Wingdings" w:hint="default"/>
+        <w:sz w:val="20"/>
+      </w:rPr>
+    </w:lvl>
+    <w:lvl w:ilvl="4" w:tentative="1">
+      <w:start w:val="1"/>
+      <w:numFmt w:val="bullet"/>
+      <w:lvlText w:val=""/>
+      <w:lvlJc w:val="left"/>
+      <w:pPr>
+        <w:tabs>
+          <w:tab w:val="num" w:pos="3600"/>
+        </w:tabs>
+        <w:ind w:left="3600" w:hanging="360"/>
+      </w:pPr>
+      <w:rPr>
+        <w:rFonts w:ascii="Wingdings" w:hAnsi="Wingdings" w:hint="default"/>
+        <w:sz w:val="20"/>
+      </w:rPr>
+    </w:lvl>
+    <w:lvl w:ilvl="5" w:tentative="1">
+      <w:start w:val="1"/>
+      <w:numFmt w:val="bullet"/>
+      <w:lvlText w:val=""/>
+      <w:lvlJc w:val="left"/>
+      <w:pPr>
+        <w:tabs>
+          <w:tab w:val="num" w:pos="4320"/>
+        </w:tabs>
+        <w:ind w:left="4320" w:hanging="360"/>
+      </w:pPr>
+      <w:rPr>
+        <w:rFonts w:ascii="Wingdings" w:hAnsi="Wingdings" w:hint="default"/>
+        <w:sz w:val="20"/>
+      </w:rPr>
+    </w:lvl>
+    <w:lvl w:ilvl="6" w:tentative="1">
+      <w:start w:val="1"/>
+      <w:numFmt w:val="bullet"/>
+      <w:lvlText w:val=""/>
+      <w:lvlJc w:val="left"/>
+      <w:pPr>
+        <w:tabs>
+          <w:tab w:val="num" w:pos="5040"/>
+        </w:tabs>
+        <w:ind w:left="5040" w:hanging="360"/>
+      </w:pPr>
+      <w:rPr>
+        <w:rFonts w:ascii="Wingdings" w:hAnsi="Wingdings" w:hint="default"/>
+        <w:sz w:val="20"/>
+      </w:rPr>
+    </w:lvl>
+    <w:lvl w:ilvl="7" w:tentative="1">
+      <w:start w:val="1"/>
+      <w:numFmt w:val="bullet"/>
+      <w:lvlText w:val=""/>
+      <w:lvlJc w:val="left"/>
+      <w:pPr>
+        <w:tabs>
+          <w:tab w:val="num" w:pos="5760"/>
+        </w:tabs>
+        <w:ind w:left="5760" w:hanging="360"/>
+      </w:pPr>
+      <w:rPr>
+        <w:rFonts w:ascii="Wingdings" w:hAnsi="Wingdings" w:hint="default"/>
+        <w:sz w:val="20"/>
+      </w:rPr>
+    </w:lvl>
+    <w:lvl w:ilvl="8" w:tentative="1">
+      <w:start w:val="1"/>
+      <w:numFmt w:val="bullet"/>
+      <w:lvlText w:val=""/>
+      <w:lvlJc w:val="left"/>
+      <w:pPr>
+        <w:tabs>
+          <w:tab w:val="num" w:pos="6480"/>
+        </w:tabs>
+        <w:ind w:left="6480" w:hanging="360"/>
+      </w:pPr>
+      <w:rPr>
+        <w:rFonts w:ascii="Wingdings" w:hAnsi="Wingdings" w:hint="default"/>
+        <w:sz w:val="20"/>
+      </w:rPr>
+    </w:lvl>
+  </w:abstractNum>
+  <w:num w:numId="1" w16cid:durableId="662777385">
     <w:abstractNumId w:val="13"/>
   </w:num>
-  <w:num w:numId="2" w16cid:durableId="1477916690">
+  <w:num w:numId="2" w16cid:durableId="1986356442">
     <w:abstractNumId w:val="4"/>
   </w:num>
-  <w:num w:numId="3" w16cid:durableId="790632956">
+  <w:num w:numId="3" w16cid:durableId="1378243750">
     <w:abstractNumId w:val="11"/>
   </w:num>
-  <w:num w:numId="4" w16cid:durableId="1664041384">
+  <w:num w:numId="4" w16cid:durableId="1192960908">
     <w:abstractNumId w:val="12"/>
   </w:num>
-  <w:num w:numId="5" w16cid:durableId="1143155249">
+  <w:num w:numId="5" w16cid:durableId="852232465">
     <w:abstractNumId w:val="9"/>
   </w:num>
-  <w:num w:numId="6" w16cid:durableId="1426918387">
+  <w:num w:numId="6" w16cid:durableId="91124722">
     <w:abstractNumId w:val="0"/>
   </w:num>
-  <w:num w:numId="7" w16cid:durableId="759594956">
+  <w:num w:numId="7" w16cid:durableId="1419910974">
     <w:abstractNumId w:val="5"/>
   </w:num>
-  <w:num w:numId="8" w16cid:durableId="1876849499">
+  <w:num w:numId="8" w16cid:durableId="742720536">
     <w:abstractNumId w:val="8"/>
   </w:num>
-  <w:num w:numId="9" w16cid:durableId="112284358">
+  <w:num w:numId="9" w16cid:durableId="135800595">
     <w:abstractNumId w:val="2"/>
   </w:num>
-  <w:num w:numId="10" w16cid:durableId="1122307197">
+  <w:num w:numId="10" w16cid:durableId="1045525782">
     <w:abstractNumId w:val="7"/>
   </w:num>
-  <w:num w:numId="11" w16cid:durableId="1332367686">
+  <w:num w:numId="11" w16cid:durableId="2001426281">
     <w:abstractNumId w:val="3"/>
   </w:num>
-  <w:num w:numId="12" w16cid:durableId="1531607930">
+  <w:num w:numId="12" w16cid:durableId="1339186936">
     <w:abstractNumId w:val="1"/>
   </w:num>
-  <w:num w:numId="13" w16cid:durableId="1549148107">
+  <w:num w:numId="13" w16cid:durableId="1301764727">
     <w:abstractNumId w:val="10"/>
   </w:num>
-  <w:num w:numId="14" w16cid:durableId="2047900052">
+  <w:num w:numId="14" w16cid:durableId="1766076086">
     <w:abstractNumId w:val="14"/>
   </w:num>
-  <w:num w:numId="15" w16cid:durableId="1799912907">
+  <w:num w:numId="15" w16cid:durableId="1729642892">
     <w:abstractNumId w:val="6"/>
+  </w:num>
+  <w:num w:numId="16" w16cid:durableId="723723549">
+    <w:abstractNumId w:val="15"/>
+  </w:num>
+  <w:num w:numId="17" w16cid:durableId="1799569125">
+    <w:abstractNumId w:val="16"/>
   </w:num>
 </w:numbering>
 </file>
@@ -14291,7 +15388,7 @@
 </file>
 
 <file path=customXml/itemProps1.xml><?xml version="1.0" encoding="utf-8"?>
-<ds:datastoreItem xmlns:ds="http://schemas.openxmlformats.org/officeDocument/2006/customXml" ds:itemID="{9AB32955-58A1-4829-A62C-7B7054158228}">
+<ds:datastoreItem xmlns:ds="http://schemas.openxmlformats.org/officeDocument/2006/customXml" ds:itemID="{20DB7E1B-E125-4A59-8B34-692C08C913A3}">
   <ds:schemaRefs>
     <ds:schemaRef ds:uri="http://schemas.openxmlformats.org/officeDocument/2006/bibliography"/>
   </ds:schemaRefs>
